--- a/src/6E/nombres_decimaux_1/cours.docx
+++ b/src/6E/nombres_decimaux_1/cours.docx
@@ -53,12 +53,14 @@
       <w:pPr>
         <w:rPr>
           <w:rFonts w:eastAsiaTheme="minorEastAsia" w:cs="Arial"/>
+          <w:color w:val="0070C0"/>
         </w:rPr>
       </w:pPr>
       <w:r>
         <w:rPr>
           <w:rFonts w:eastAsiaTheme="minorEastAsia" w:cs="Arial"/>
           <w:b/>
+          <w:color w:val="0070C0"/>
         </w:rPr>
         <w:t xml:space="preserve">Définition. </w:t>
       </w:r>
@@ -66,6 +68,7 @@
         <w:rPr>
           <w:rStyle w:val="markedcontent"/>
           <w:rFonts w:cs="Arial"/>
+          <w:color w:val="0070C0"/>
         </w:rPr>
         <w:t xml:space="preserve">Quand on coupe une unité en 10 parties égales, on obtient des dixièmes. </w:t>
       </w:r>
@@ -73,6 +76,7 @@
         <w:rPr>
           <w:rStyle w:val="markedcontent"/>
           <w:rFonts w:cs="Arial"/>
+          <w:color w:val="0070C0"/>
         </w:rPr>
         <w:br/>
       </w:r>
@@ -81,6 +85,7 @@
           <w:rStyle w:val="markedcontent"/>
           <w:rFonts w:cs="Arial"/>
           <w:b/>
+          <w:color w:val="0070C0"/>
         </w:rPr>
         <w:t>Un dixième</w:t>
       </w:r>
@@ -88,6 +93,7 @@
         <w:rPr>
           <w:rStyle w:val="markedcontent"/>
           <w:rFonts w:cs="Arial"/>
+          <w:color w:val="0070C0"/>
         </w:rPr>
         <w:t xml:space="preserve"> se note </w:t>
       </w:r>
@@ -99,6 +105,7 @@
                 <w:rStyle w:val="markedcontent"/>
                 <w:rFonts w:ascii="Cambria Math" w:hAnsi="Cambria Math" w:cs="Arial"/>
                 <w:i/>
+                <w:color w:val="0070C0"/>
               </w:rPr>
             </m:ctrlPr>
           </m:fPr>
@@ -107,6 +114,7 @@
               <w:rPr>
                 <w:rStyle w:val="markedcontent"/>
                 <w:rFonts w:ascii="Cambria Math" w:hAnsi="Cambria Math" w:cs="Arial"/>
+                <w:color w:val="0070C0"/>
               </w:rPr>
               <m:t>1</m:t>
             </m:r>
@@ -116,6 +124,7 @@
               <w:rPr>
                 <w:rStyle w:val="markedcontent"/>
                 <w:rFonts w:ascii="Cambria Math" w:hAnsi="Cambria Math" w:cs="Arial"/>
+                <w:color w:val="0070C0"/>
               </w:rPr>
               <m:t>10</m:t>
             </m:r>
@@ -126,6 +135,7 @@
         <w:rPr>
           <w:rStyle w:val="markedcontent"/>
           <w:rFonts w:cs="Arial"/>
+          <w:color w:val="0070C0"/>
         </w:rPr>
         <w:t xml:space="preserve">. Dans l’unité, il y a 10 dixièmes donc : </w:t>
       </w:r>
@@ -134,6 +144,7 @@
           <w:rPr>
             <w:rStyle w:val="markedcontent"/>
             <w:rFonts w:ascii="Cambria Math" w:hAnsi="Cambria Math" w:cs="Arial"/>
+            <w:color w:val="0070C0"/>
           </w:rPr>
           <m:t>1=</m:t>
         </m:r>
@@ -144,6 +155,7 @@
                 <w:rStyle w:val="markedcontent"/>
                 <w:rFonts w:ascii="Cambria Math" w:hAnsi="Cambria Math" w:cs="Arial"/>
                 <w:i/>
+                <w:color w:val="0070C0"/>
               </w:rPr>
             </m:ctrlPr>
           </m:fPr>
@@ -152,6 +164,7 @@
               <w:rPr>
                 <w:rStyle w:val="markedcontent"/>
                 <w:rFonts w:ascii="Cambria Math" w:hAnsi="Cambria Math" w:cs="Arial"/>
+                <w:color w:val="0070C0"/>
               </w:rPr>
               <m:t>10</m:t>
             </m:r>
@@ -161,6 +174,7 @@
               <w:rPr>
                 <w:rStyle w:val="markedcontent"/>
                 <w:rFonts w:ascii="Cambria Math" w:hAnsi="Cambria Math" w:cs="Arial"/>
+                <w:color w:val="0070C0"/>
               </w:rPr>
               <m:t>10</m:t>
             </m:r>
@@ -171,6 +185,7 @@
         <w:rPr>
           <w:rStyle w:val="markedcontent"/>
           <w:rFonts w:cs="Arial"/>
+          <w:color w:val="0070C0"/>
         </w:rPr>
         <w:t xml:space="preserve">. </w:t>
       </w:r>
@@ -178,6 +193,7 @@
         <w:rPr>
           <w:rStyle w:val="markedcontent"/>
           <w:rFonts w:cs="Arial"/>
+          <w:color w:val="0070C0"/>
         </w:rPr>
         <w:t xml:space="preserve">  </w:t>
       </w:r>
@@ -185,6 +201,7 @@
         <w:rPr>
           <w:rStyle w:val="markedcontent"/>
           <w:rFonts w:cs="Arial"/>
+          <w:color w:val="0070C0"/>
         </w:rPr>
         <w:t xml:space="preserve"> </w:t>
       </w:r>
@@ -192,12 +209,14 @@
         <w:rPr>
           <w:rFonts w:eastAsiaTheme="minorEastAsia" w:cs="Arial"/>
           <w:b/>
+          <w:color w:val="0070C0"/>
         </w:rPr>
         <w:t>Exemples</w:t>
       </w:r>
       <w:r>
         <w:rPr>
           <w:rFonts w:eastAsiaTheme="minorEastAsia" w:cs="Arial"/>
+          <w:color w:val="0070C0"/>
         </w:rPr>
         <w:t xml:space="preserve">. </w:t>
       </w:r>
@@ -217,28 +236,30 @@
         <w:tblLook w:val="04A0" w:firstRow="1" w:lastRow="0" w:firstColumn="1" w:lastColumn="0" w:noHBand="0" w:noVBand="1"/>
       </w:tblPr>
       <w:tblGrid>
-        <w:gridCol w:w="3776"/>
-        <w:gridCol w:w="6906"/>
+        <w:gridCol w:w="3936"/>
+        <w:gridCol w:w="6746"/>
       </w:tblGrid>
       <w:tr>
         <w:tc>
           <w:tcPr>
-            <w:tcW w:w="3776" w:type="dxa"/>
+            <w:tcW w:w="3936" w:type="dxa"/>
           </w:tcPr>
           <w:p>
             <w:pPr>
               <w:rPr>
                 <w:rFonts w:eastAsiaTheme="minorEastAsia" w:cs="Arial"/>
+                <w:color w:val="0070C0"/>
               </w:rPr>
             </w:pPr>
             <w:r>
               <w:rPr>
                 <w:noProof/>
+                <w:color w:val="0070C0"/>
               </w:rPr>
               <w:drawing>
-                <wp:inline distT="0" distB="0" distL="0" distR="0" wp14:anchorId="7BA35676" wp14:editId="4438ECB2">
-                  <wp:extent cx="1295400" cy="1228725"/>
-                  <wp:effectExtent l="0" t="0" r="0" b="9525"/>
+                <wp:inline distT="0" distB="0" distL="0" distR="0" wp14:anchorId="7BA35676" wp14:editId="3092EAE1">
+                  <wp:extent cx="950400" cy="900000"/>
+                  <wp:effectExtent l="0" t="0" r="0" b="0"/>
                   <wp:docPr id="1" name="Image 1" descr="Une image contenant texte, bâtiment&#10;&#10;Description générée automatiquement"/>
                   <wp:cNvGraphicFramePr>
                     <a:graphicFrameLocks xmlns:a="http://schemas.openxmlformats.org/drawingml/2006/main" noChangeAspect="1"/>
@@ -259,7 +280,7 @@
                         <pic:spPr>
                           <a:xfrm>
                             <a:off x="0" y="0"/>
-                            <a:ext cx="1295400" cy="1228725"/>
+                            <a:ext cx="950400" cy="900000"/>
                           </a:xfrm>
                           <a:prstGeom prst="rect">
                             <a:avLst/>
@@ -274,6 +295,7 @@
             <w:r>
               <w:rPr>
                 <w:rFonts w:eastAsiaTheme="minorEastAsia" w:cs="Arial"/>
+                <w:color w:val="0070C0"/>
               </w:rPr>
               <w:br/>
             </w:r>
@@ -281,6 +303,7 @@
             <w:r>
               <w:rPr>
                 <w:rFonts w:eastAsiaTheme="minorEastAsia" w:cs="Arial"/>
+                <w:color w:val="0070C0"/>
               </w:rPr>
               <w:t>représente</w:t>
             </w:r>
@@ -288,6 +311,7 @@
             <w:r>
               <w:rPr>
                 <w:rFonts w:eastAsiaTheme="minorEastAsia" w:cs="Arial"/>
+                <w:color w:val="0070C0"/>
               </w:rPr>
               <w:t xml:space="preserve"> </w:t>
             </w:r>
@@ -298,6 +322,7 @@
                     <w:rPr>
                       <w:rFonts w:ascii="Cambria Math" w:eastAsiaTheme="minorEastAsia" w:hAnsi="Cambria Math" w:cs="Arial"/>
                       <w:i/>
+                      <w:color w:val="0070C0"/>
                     </w:rPr>
                   </m:ctrlPr>
                 </m:fPr>
@@ -305,6 +330,7 @@
                   <m:r>
                     <w:rPr>
                       <w:rFonts w:ascii="Cambria Math" w:eastAsiaTheme="minorEastAsia" w:hAnsi="Cambria Math" w:cs="Arial"/>
+                      <w:color w:val="0070C0"/>
                     </w:rPr>
                     <m:t>3</m:t>
                   </m:r>
@@ -313,6 +339,7 @@
                   <m:r>
                     <w:rPr>
                       <w:rFonts w:ascii="Cambria Math" w:eastAsiaTheme="minorEastAsia" w:hAnsi="Cambria Math" w:cs="Arial"/>
+                      <w:color w:val="0070C0"/>
                     </w:rPr>
                     <m:t>10</m:t>
                   </m:r>
@@ -323,22 +350,24 @@
         </w:tc>
         <w:tc>
           <w:tcPr>
-            <w:tcW w:w="6906" w:type="dxa"/>
+            <w:tcW w:w="6746" w:type="dxa"/>
           </w:tcPr>
           <w:p>
             <w:pPr>
               <w:rPr>
                 <w:rFonts w:eastAsiaTheme="minorEastAsia" w:cs="Arial"/>
+                <w:color w:val="0070C0"/>
               </w:rPr>
             </w:pPr>
             <w:r>
               <w:rPr>
                 <w:noProof/>
+                <w:color w:val="0070C0"/>
               </w:rPr>
               <w:drawing>
-                <wp:inline distT="0" distB="0" distL="0" distR="0" wp14:anchorId="56DD3E02" wp14:editId="00A0A84D">
-                  <wp:extent cx="4238625" cy="1276350"/>
-                  <wp:effectExtent l="0" t="0" r="9525" b="0"/>
+                <wp:inline distT="0" distB="0" distL="0" distR="0" wp14:anchorId="56DD3E02" wp14:editId="0F497B3B">
+                  <wp:extent cx="2988000" cy="900000"/>
+                  <wp:effectExtent l="0" t="0" r="0" b="0"/>
                   <wp:docPr id="8" name="Image 8" descr="Une image contenant table&#10;&#10;Description générée automatiquement"/>
                   <wp:cNvGraphicFramePr>
                     <a:graphicFrameLocks xmlns:a="http://schemas.openxmlformats.org/drawingml/2006/main" noChangeAspect="1"/>
@@ -359,7 +388,7 @@
                         <pic:spPr>
                           <a:xfrm>
                             <a:off x="0" y="0"/>
-                            <a:ext cx="4238625" cy="1276350"/>
+                            <a:ext cx="2988000" cy="900000"/>
                           </a:xfrm>
                           <a:prstGeom prst="rect">
                             <a:avLst/>
@@ -374,6 +403,7 @@
             <w:r>
               <w:rPr>
                 <w:rFonts w:eastAsiaTheme="minorEastAsia" w:cs="Arial"/>
+                <w:color w:val="0070C0"/>
               </w:rPr>
               <w:br/>
             </w:r>
@@ -381,6 +411,7 @@
             <w:r>
               <w:rPr>
                 <w:rFonts w:eastAsiaTheme="minorEastAsia" w:cs="Arial"/>
+                <w:color w:val="0070C0"/>
               </w:rPr>
               <w:t>représente</w:t>
             </w:r>
@@ -388,6 +419,7 @@
             <w:r>
               <w:rPr>
                 <w:rFonts w:eastAsiaTheme="minorEastAsia" w:cs="Arial"/>
+                <w:color w:val="0070C0"/>
               </w:rPr>
               <w:t xml:space="preserve"> </w:t>
             </w:r>
@@ -395,6 +427,7 @@
               <m:r>
                 <w:rPr>
                   <w:rFonts w:ascii="Cambria Math" w:eastAsiaTheme="minorEastAsia" w:hAnsi="Cambria Math" w:cs="Arial"/>
+                  <w:color w:val="0070C0"/>
                 </w:rPr>
                 <m:t>2+</m:t>
               </m:r>
@@ -404,6 +437,7 @@
                     <w:rPr>
                       <w:rFonts w:ascii="Cambria Math" w:eastAsiaTheme="minorEastAsia" w:hAnsi="Cambria Math" w:cs="Arial"/>
                       <w:i/>
+                      <w:color w:val="0070C0"/>
                     </w:rPr>
                   </m:ctrlPr>
                 </m:fPr>
@@ -411,6 +445,7 @@
                   <m:r>
                     <w:rPr>
                       <w:rFonts w:ascii="Cambria Math" w:eastAsiaTheme="minorEastAsia" w:hAnsi="Cambria Math" w:cs="Arial"/>
+                      <w:color w:val="0070C0"/>
                     </w:rPr>
                     <m:t>8</m:t>
                   </m:r>
@@ -419,6 +454,7 @@
                   <m:r>
                     <w:rPr>
                       <w:rFonts w:ascii="Cambria Math" w:eastAsiaTheme="minorEastAsia" w:hAnsi="Cambria Math" w:cs="Arial"/>
+                      <w:color w:val="0070C0"/>
                     </w:rPr>
                     <m:t>10</m:t>
                   </m:r>
@@ -427,6 +463,7 @@
               <m:r>
                 <w:rPr>
                   <w:rFonts w:ascii="Cambria Math" w:eastAsiaTheme="minorEastAsia" w:hAnsi="Cambria Math" w:cs="Arial"/>
+                  <w:color w:val="0070C0"/>
                 </w:rPr>
                 <m:t>=</m:t>
               </m:r>
@@ -436,6 +473,7 @@
                     <w:rPr>
                       <w:rFonts w:ascii="Cambria Math" w:eastAsiaTheme="minorEastAsia" w:hAnsi="Cambria Math" w:cs="Arial"/>
                       <w:i/>
+                      <w:color w:val="0070C0"/>
                     </w:rPr>
                   </m:ctrlPr>
                 </m:fPr>
@@ -443,6 +481,7 @@
                   <m:r>
                     <w:rPr>
                       <w:rFonts w:ascii="Cambria Math" w:eastAsiaTheme="minorEastAsia" w:hAnsi="Cambria Math" w:cs="Arial"/>
+                      <w:color w:val="0070C0"/>
                     </w:rPr>
                     <m:t>28</m:t>
                   </m:r>
@@ -451,6 +490,7 @@
                   <m:r>
                     <w:rPr>
                       <w:rFonts w:ascii="Cambria Math" w:eastAsiaTheme="minorEastAsia" w:hAnsi="Cambria Math" w:cs="Arial"/>
+                      <w:color w:val="0070C0"/>
                     </w:rPr>
                     <m:t>10</m:t>
                   </m:r>
@@ -459,6 +499,7 @@
               <m:r>
                 <w:rPr>
                   <w:rFonts w:ascii="Cambria Math" w:eastAsiaTheme="minorEastAsia" w:hAnsi="Cambria Math" w:cs="Arial"/>
+                  <w:color w:val="0070C0"/>
                 </w:rPr>
                 <m:t>=2,8</m:t>
               </m:r>
@@ -471,12 +512,14 @@
       <w:pPr>
         <w:rPr>
           <w:rFonts w:eastAsiaTheme="minorEastAsia" w:cs="Arial"/>
+          <w:color w:val="0070C0"/>
         </w:rPr>
       </w:pPr>
       <w:r>
         <w:rPr>
           <w:rFonts w:eastAsiaTheme="minorEastAsia" w:cs="Arial"/>
           <w:b/>
+          <w:color w:val="0070C0"/>
         </w:rPr>
         <w:t xml:space="preserve">Définition. </w:t>
       </w:r>
@@ -484,6 +527,7 @@
         <w:rPr>
           <w:rStyle w:val="markedcontent"/>
           <w:rFonts w:cs="Arial"/>
+          <w:color w:val="0070C0"/>
         </w:rPr>
         <w:t>Quand on coupe une unité en 10</w:t>
       </w:r>
@@ -491,6 +535,7 @@
         <w:rPr>
           <w:rStyle w:val="markedcontent"/>
           <w:rFonts w:cs="Arial"/>
+          <w:color w:val="0070C0"/>
         </w:rPr>
         <w:t>0</w:t>
       </w:r>
@@ -498,6 +543,7 @@
         <w:rPr>
           <w:rStyle w:val="markedcontent"/>
           <w:rFonts w:cs="Arial"/>
+          <w:color w:val="0070C0"/>
         </w:rPr>
         <w:t xml:space="preserve"> parties égales, on obtient des </w:t>
       </w:r>
@@ -505,6 +551,7 @@
         <w:rPr>
           <w:rStyle w:val="markedcontent"/>
           <w:rFonts w:cs="Arial"/>
+          <w:color w:val="0070C0"/>
         </w:rPr>
         <w:t>centièmes</w:t>
       </w:r>
@@ -512,6 +559,7 @@
         <w:rPr>
           <w:rStyle w:val="markedcontent"/>
           <w:rFonts w:cs="Arial"/>
+          <w:color w:val="0070C0"/>
         </w:rPr>
         <w:t xml:space="preserve">. </w:t>
       </w:r>
@@ -519,6 +567,7 @@
         <w:rPr>
           <w:rStyle w:val="markedcontent"/>
           <w:rFonts w:cs="Arial"/>
+          <w:color w:val="0070C0"/>
         </w:rPr>
         <w:br/>
       </w:r>
@@ -527,21 +576,15 @@
           <w:rStyle w:val="markedcontent"/>
           <w:rFonts w:cs="Arial"/>
           <w:b/>
-        </w:rPr>
-        <w:t xml:space="preserve">Un </w:t>
-      </w:r>
-      <w:r>
-        <w:rPr>
-          <w:rStyle w:val="markedcontent"/>
-          <w:rFonts w:cs="Arial"/>
-          <w:b/>
-        </w:rPr>
-        <w:t>centième</w:t>
-      </w:r>
-      <w:r>
-        <w:rPr>
-          <w:rStyle w:val="markedcontent"/>
-          <w:rFonts w:cs="Arial"/>
+          <w:color w:val="0070C0"/>
+        </w:rPr>
+        <w:t>Un centième</w:t>
+      </w:r>
+      <w:r>
+        <w:rPr>
+          <w:rStyle w:val="markedcontent"/>
+          <w:rFonts w:cs="Arial"/>
+          <w:color w:val="0070C0"/>
         </w:rPr>
         <w:t xml:space="preserve"> se note </w:t>
       </w:r>
@@ -553,6 +596,7 @@
                 <w:rStyle w:val="markedcontent"/>
                 <w:rFonts w:ascii="Cambria Math" w:hAnsi="Cambria Math" w:cs="Arial"/>
                 <w:i/>
+                <w:color w:val="0070C0"/>
               </w:rPr>
             </m:ctrlPr>
           </m:fPr>
@@ -561,6 +605,7 @@
               <w:rPr>
                 <w:rStyle w:val="markedcontent"/>
                 <w:rFonts w:ascii="Cambria Math" w:hAnsi="Cambria Math" w:cs="Arial"/>
+                <w:color w:val="0070C0"/>
               </w:rPr>
               <m:t>1</m:t>
             </m:r>
@@ -570,15 +615,9 @@
               <w:rPr>
                 <w:rStyle w:val="markedcontent"/>
                 <w:rFonts w:ascii="Cambria Math" w:hAnsi="Cambria Math" w:cs="Arial"/>
-              </w:rPr>
-              <m:t>10</m:t>
-            </m:r>
-            <m:r>
-              <w:rPr>
-                <w:rStyle w:val="markedcontent"/>
-                <w:rFonts w:ascii="Cambria Math" w:hAnsi="Cambria Math" w:cs="Arial"/>
-              </w:rPr>
-              <m:t>0</m:t>
+                <w:color w:val="0070C0"/>
+              </w:rPr>
+              <m:t>100</m:t>
             </m:r>
           </m:den>
         </m:f>
@@ -587,6 +626,7 @@
         <w:rPr>
           <w:rStyle w:val="markedcontent"/>
           <w:rFonts w:cs="Arial"/>
+          <w:color w:val="0070C0"/>
         </w:rPr>
         <w:t>. Dans l’unité, il y a 1</w:t>
       </w:r>
@@ -594,6 +634,7 @@
         <w:rPr>
           <w:rStyle w:val="markedcontent"/>
           <w:rFonts w:cs="Arial"/>
+          <w:color w:val="0070C0"/>
         </w:rPr>
         <w:t>0</w:t>
       </w:r>
@@ -601,6 +642,7 @@
         <w:rPr>
           <w:rStyle w:val="markedcontent"/>
           <w:rFonts w:cs="Arial"/>
+          <w:color w:val="0070C0"/>
         </w:rPr>
         <w:t xml:space="preserve">0 </w:t>
       </w:r>
@@ -608,6 +650,7 @@
         <w:rPr>
           <w:rStyle w:val="markedcontent"/>
           <w:rFonts w:cs="Arial"/>
+          <w:color w:val="0070C0"/>
         </w:rPr>
         <w:t xml:space="preserve">centièmes </w:t>
       </w:r>
@@ -615,6 +658,7 @@
         <w:rPr>
           <w:rStyle w:val="markedcontent"/>
           <w:rFonts w:cs="Arial"/>
+          <w:color w:val="0070C0"/>
         </w:rPr>
         <w:t xml:space="preserve">donc : </w:t>
       </w:r>
@@ -623,6 +667,7 @@
           <w:rPr>
             <w:rStyle w:val="markedcontent"/>
             <w:rFonts w:ascii="Cambria Math" w:hAnsi="Cambria Math" w:cs="Arial"/>
+            <w:color w:val="0070C0"/>
           </w:rPr>
           <m:t>1=</m:t>
         </m:r>
@@ -633,6 +678,7 @@
                 <w:rStyle w:val="markedcontent"/>
                 <w:rFonts w:ascii="Cambria Math" w:hAnsi="Cambria Math" w:cs="Arial"/>
                 <w:i/>
+                <w:color w:val="0070C0"/>
               </w:rPr>
             </m:ctrlPr>
           </m:fPr>
@@ -641,22 +687,9 @@
               <w:rPr>
                 <w:rStyle w:val="markedcontent"/>
                 <w:rFonts w:ascii="Cambria Math" w:hAnsi="Cambria Math" w:cs="Arial"/>
-              </w:rPr>
-              <m:t>1</m:t>
-            </m:r>
-            <m:r>
-              <w:rPr>
-                <w:rStyle w:val="markedcontent"/>
-                <w:rFonts w:ascii="Cambria Math" w:hAnsi="Cambria Math" w:cs="Arial"/>
-              </w:rPr>
-              <m:t>0</m:t>
-            </m:r>
-            <m:r>
-              <w:rPr>
-                <w:rStyle w:val="markedcontent"/>
-                <w:rFonts w:ascii="Cambria Math" w:hAnsi="Cambria Math" w:cs="Arial"/>
-              </w:rPr>
-              <m:t>0</m:t>
+                <w:color w:val="0070C0"/>
+              </w:rPr>
+              <m:t>100</m:t>
             </m:r>
           </m:num>
           <m:den>
@@ -664,22 +697,9 @@
               <w:rPr>
                 <w:rStyle w:val="markedcontent"/>
                 <w:rFonts w:ascii="Cambria Math" w:hAnsi="Cambria Math" w:cs="Arial"/>
-              </w:rPr>
-              <m:t>1</m:t>
-            </m:r>
-            <m:r>
-              <w:rPr>
-                <w:rStyle w:val="markedcontent"/>
-                <w:rFonts w:ascii="Cambria Math" w:hAnsi="Cambria Math" w:cs="Arial"/>
-              </w:rPr>
-              <m:t>0</m:t>
-            </m:r>
-            <m:r>
-              <w:rPr>
-                <w:rStyle w:val="markedcontent"/>
-                <w:rFonts w:ascii="Cambria Math" w:hAnsi="Cambria Math" w:cs="Arial"/>
-              </w:rPr>
-              <m:t>0</m:t>
+                <w:color w:val="0070C0"/>
+              </w:rPr>
+              <m:t>100</m:t>
             </m:r>
           </m:den>
         </m:f>
@@ -688,6 +708,7 @@
         <w:rPr>
           <w:rStyle w:val="markedcontent"/>
           <w:rFonts w:cs="Arial"/>
+          <w:color w:val="0070C0"/>
         </w:rPr>
         <w:t xml:space="preserve">. </w:t>
       </w:r>
@@ -695,6 +716,7 @@
         <w:rPr>
           <w:rStyle w:val="markedcontent"/>
           <w:rFonts w:cs="Arial"/>
+          <w:color w:val="0070C0"/>
         </w:rPr>
         <w:t xml:space="preserve">  </w:t>
       </w:r>
@@ -702,12 +724,14 @@
         <w:rPr>
           <w:rFonts w:eastAsiaTheme="minorEastAsia" w:cs="Arial"/>
           <w:b/>
+          <w:color w:val="0070C0"/>
         </w:rPr>
         <w:t>Exemples</w:t>
       </w:r>
       <w:r>
         <w:rPr>
           <w:rFonts w:eastAsiaTheme="minorEastAsia" w:cs="Arial"/>
+          <w:color w:val="0070C0"/>
         </w:rPr>
         <w:t xml:space="preserve">. </w:t>
       </w:r>
@@ -739,16 +763,18 @@
             <w:pPr>
               <w:rPr>
                 <w:rFonts w:eastAsiaTheme="minorEastAsia" w:cs="Arial"/>
+                <w:color w:val="0070C0"/>
               </w:rPr>
             </w:pPr>
             <w:r>
               <w:rPr>
                 <w:noProof/>
+                <w:color w:val="0070C0"/>
               </w:rPr>
               <w:drawing>
-                <wp:inline distT="0" distB="0" distL="0" distR="0" wp14:anchorId="10BF58B9" wp14:editId="17BB6715">
-                  <wp:extent cx="1266825" cy="1238250"/>
-                  <wp:effectExtent l="0" t="0" r="9525" b="0"/>
+                <wp:inline distT="0" distB="0" distL="0" distR="0" wp14:anchorId="10BF58B9" wp14:editId="11093079">
+                  <wp:extent cx="921600" cy="900000"/>
+                  <wp:effectExtent l="0" t="0" r="0" b="0"/>
                   <wp:docPr id="11" name="Image 11"/>
                   <wp:cNvGraphicFramePr>
                     <a:graphicFrameLocks xmlns:a="http://schemas.openxmlformats.org/drawingml/2006/main" noChangeAspect="1"/>
@@ -769,7 +795,7 @@
                         <pic:spPr>
                           <a:xfrm>
                             <a:off x="0" y="0"/>
-                            <a:ext cx="1266825" cy="1238250"/>
+                            <a:ext cx="921600" cy="900000"/>
                           </a:xfrm>
                           <a:prstGeom prst="rect">
                             <a:avLst/>
@@ -784,6 +810,7 @@
             <w:r>
               <w:rPr>
                 <w:rFonts w:eastAsiaTheme="minorEastAsia" w:cs="Arial"/>
+                <w:color w:val="0070C0"/>
               </w:rPr>
               <w:br/>
             </w:r>
@@ -791,6 +818,7 @@
             <w:r>
               <w:rPr>
                 <w:rFonts w:eastAsiaTheme="minorEastAsia" w:cs="Arial"/>
+                <w:color w:val="0070C0"/>
               </w:rPr>
               <w:t>représente</w:t>
             </w:r>
@@ -798,6 +826,7 @@
             <w:r>
               <w:rPr>
                 <w:rFonts w:eastAsiaTheme="minorEastAsia" w:cs="Arial"/>
+                <w:color w:val="0070C0"/>
               </w:rPr>
               <w:t xml:space="preserve"> </w:t>
             </w:r>
@@ -808,6 +837,7 @@
                     <w:rPr>
                       <w:rFonts w:ascii="Cambria Math" w:eastAsiaTheme="minorEastAsia" w:hAnsi="Cambria Math"/>
                       <w:i/>
+                      <w:color w:val="0070C0"/>
                     </w:rPr>
                   </m:ctrlPr>
                 </m:fPr>
@@ -815,12 +845,14 @@
                   <m:r>
                     <w:rPr>
                       <w:rFonts w:ascii="Cambria Math" w:eastAsiaTheme="minorEastAsia" w:hAnsi="Cambria Math" w:cs="Arial"/>
+                      <w:color w:val="0070C0"/>
                     </w:rPr>
                     <m:t>3</m:t>
                   </m:r>
                   <m:r>
                     <w:rPr>
                       <w:rFonts w:ascii="Cambria Math" w:eastAsiaTheme="minorEastAsia" w:hAnsi="Cambria Math"/>
+                      <w:color w:val="0070C0"/>
                     </w:rPr>
                     <m:t>2</m:t>
                   </m:r>
@@ -829,6 +861,7 @@
                   <m:r>
                     <w:rPr>
                       <w:rFonts w:ascii="Cambria Math" w:eastAsiaTheme="minorEastAsia" w:hAnsi="Cambria Math"/>
+                      <w:color w:val="0070C0"/>
                     </w:rPr>
                     <m:t>100</m:t>
                   </m:r>
@@ -837,6 +870,7 @@
               <m:r>
                 <w:rPr>
                   <w:rFonts w:ascii="Cambria Math" w:eastAsiaTheme="minorEastAsia" w:hAnsi="Cambria Math"/>
+                  <w:color w:val="0070C0"/>
                 </w:rPr>
                 <m:t>=</m:t>
               </m:r>
@@ -846,6 +880,7 @@
                     <w:rPr>
                       <w:rFonts w:ascii="Cambria Math" w:eastAsiaTheme="minorEastAsia" w:hAnsi="Cambria Math"/>
                       <w:i/>
+                      <w:color w:val="0070C0"/>
                     </w:rPr>
                   </m:ctrlPr>
                 </m:fPr>
@@ -853,6 +888,7 @@
                   <m:r>
                     <w:rPr>
                       <w:rFonts w:ascii="Cambria Math" w:eastAsiaTheme="minorEastAsia" w:hAnsi="Cambria Math"/>
+                      <w:color w:val="0070C0"/>
                     </w:rPr>
                     <m:t>3</m:t>
                   </m:r>
@@ -861,6 +897,7 @@
                   <m:r>
                     <w:rPr>
                       <w:rFonts w:ascii="Cambria Math" w:eastAsiaTheme="minorEastAsia" w:hAnsi="Cambria Math"/>
+                      <w:color w:val="0070C0"/>
                     </w:rPr>
                     <m:t>10</m:t>
                   </m:r>
@@ -869,6 +906,7 @@
               <m:r>
                 <w:rPr>
                   <w:rFonts w:ascii="Cambria Math" w:eastAsiaTheme="minorEastAsia" w:hAnsi="Cambria Math"/>
+                  <w:color w:val="0070C0"/>
                 </w:rPr>
                 <m:t>+</m:t>
               </m:r>
@@ -878,6 +916,7 @@
                     <w:rPr>
                       <w:rFonts w:ascii="Cambria Math" w:eastAsiaTheme="minorEastAsia" w:hAnsi="Cambria Math"/>
                       <w:i/>
+                      <w:color w:val="0070C0"/>
                     </w:rPr>
                   </m:ctrlPr>
                 </m:fPr>
@@ -885,6 +924,7 @@
                   <m:r>
                     <w:rPr>
                       <w:rFonts w:ascii="Cambria Math" w:eastAsiaTheme="minorEastAsia" w:hAnsi="Cambria Math"/>
+                      <w:color w:val="0070C0"/>
                     </w:rPr>
                     <m:t>2</m:t>
                   </m:r>
@@ -893,6 +933,7 @@
                   <m:r>
                     <w:rPr>
                       <w:rFonts w:ascii="Cambria Math" w:eastAsiaTheme="minorEastAsia" w:hAnsi="Cambria Math"/>
+                      <w:color w:val="0070C0"/>
                     </w:rPr>
                     <m:t>100</m:t>
                   </m:r>
@@ -909,15 +950,17 @@
             <w:pPr>
               <w:rPr>
                 <w:rFonts w:eastAsiaTheme="minorEastAsia" w:cs="Arial"/>
+                <w:color w:val="0070C0"/>
               </w:rPr>
             </w:pPr>
             <w:r>
               <w:rPr>
                 <w:noProof/>
+                <w:color w:val="0070C0"/>
               </w:rPr>
               <w:drawing>
-                <wp:inline distT="0" distB="0" distL="0" distR="0" wp14:anchorId="54B8C6B3" wp14:editId="4FABB2C5">
-                  <wp:extent cx="4152900" cy="1238250"/>
+                <wp:inline distT="0" distB="0" distL="0" distR="0" wp14:anchorId="54B8C6B3" wp14:editId="2895419D">
+                  <wp:extent cx="3020400" cy="900000"/>
                   <wp:effectExtent l="0" t="0" r="0" b="0"/>
                   <wp:docPr id="12" name="Image 12"/>
                   <wp:cNvGraphicFramePr>
@@ -939,7 +982,7 @@
                         <pic:spPr>
                           <a:xfrm>
                             <a:off x="0" y="0"/>
-                            <a:ext cx="4152900" cy="1238250"/>
+                            <a:ext cx="3020400" cy="900000"/>
                           </a:xfrm>
                           <a:prstGeom prst="rect">
                             <a:avLst/>
@@ -954,6 +997,7 @@
             <w:r>
               <w:rPr>
                 <w:rFonts w:eastAsiaTheme="minorEastAsia" w:cs="Arial"/>
+                <w:color w:val="0070C0"/>
               </w:rPr>
               <w:br/>
             </w:r>
@@ -961,6 +1005,7 @@
             <w:r>
               <w:rPr>
                 <w:rFonts w:eastAsiaTheme="minorEastAsia" w:cs="Arial"/>
+                <w:color w:val="0070C0"/>
               </w:rPr>
               <w:t>représente</w:t>
             </w:r>
@@ -968,6 +1013,7 @@
             <w:r>
               <w:rPr>
                 <w:rFonts w:eastAsiaTheme="minorEastAsia" w:cs="Arial"/>
+                <w:color w:val="0070C0"/>
               </w:rPr>
               <w:t xml:space="preserve"> </w:t>
             </w:r>
@@ -978,6 +1024,7 @@
                     <w:rPr>
                       <w:rFonts w:ascii="Cambria Math" w:eastAsiaTheme="minorEastAsia" w:hAnsi="Cambria Math" w:cs="Arial"/>
                       <w:i/>
+                      <w:color w:val="0070C0"/>
                     </w:rPr>
                   </m:ctrlPr>
                 </m:fPr>
@@ -985,20 +1032,16 @@
                   <m:r>
                     <w:rPr>
                       <w:rFonts w:ascii="Cambria Math" w:eastAsiaTheme="minorEastAsia" w:hAnsi="Cambria Math" w:cs="Arial"/>
+                      <w:color w:val="0070C0"/>
                     </w:rPr>
-                    <m:t>2</m:t>
-                  </m:r>
-                  <m:r>
-                    <w:rPr>
-                      <w:rFonts w:ascii="Cambria Math" w:eastAsiaTheme="minorEastAsia" w:hAnsi="Cambria Math" w:cs="Arial"/>
-                    </w:rPr>
-                    <m:t>75</m:t>
+                    <m:t>275</m:t>
                   </m:r>
                 </m:num>
                 <m:den>
                   <m:r>
                     <w:rPr>
                       <w:rFonts w:ascii="Cambria Math" w:eastAsiaTheme="minorEastAsia" w:hAnsi="Cambria Math" w:cs="Arial"/>
+                      <w:color w:val="0070C0"/>
                     </w:rPr>
                     <m:t>100</m:t>
                   </m:r>
@@ -1007,6 +1050,7 @@
               <m:r>
                 <w:rPr>
                   <w:rFonts w:ascii="Cambria Math" w:eastAsiaTheme="minorEastAsia" w:hAnsi="Cambria Math" w:cs="Arial"/>
+                  <w:color w:val="0070C0"/>
                 </w:rPr>
                 <m:t>=2+</m:t>
               </m:r>
@@ -1016,6 +1060,7 @@
                     <w:rPr>
                       <w:rFonts w:ascii="Cambria Math" w:eastAsiaTheme="minorEastAsia" w:hAnsi="Cambria Math" w:cs="Arial"/>
                       <w:i/>
+                      <w:color w:val="0070C0"/>
                     </w:rPr>
                   </m:ctrlPr>
                 </m:fPr>
@@ -1023,6 +1068,7 @@
                   <m:r>
                     <w:rPr>
                       <w:rFonts w:ascii="Cambria Math" w:eastAsiaTheme="minorEastAsia" w:hAnsi="Cambria Math" w:cs="Arial"/>
+                      <w:color w:val="0070C0"/>
                     </w:rPr>
                     <m:t>75</m:t>
                   </m:r>
@@ -1031,6 +1077,7 @@
                   <m:r>
                     <w:rPr>
                       <w:rFonts w:ascii="Cambria Math" w:eastAsiaTheme="minorEastAsia" w:hAnsi="Cambria Math" w:cs="Arial"/>
+                      <w:color w:val="0070C0"/>
                     </w:rPr>
                     <m:t>100</m:t>
                   </m:r>
@@ -1039,6 +1086,7 @@
               <m:r>
                 <w:rPr>
                   <w:rFonts w:ascii="Cambria Math" w:eastAsiaTheme="minorEastAsia" w:hAnsi="Cambria Math" w:cs="Arial"/>
+                  <w:color w:val="0070C0"/>
                 </w:rPr>
                 <m:t>=2+</m:t>
               </m:r>
@@ -1048,6 +1096,7 @@
                     <w:rPr>
                       <w:rFonts w:ascii="Cambria Math" w:eastAsiaTheme="minorEastAsia" w:hAnsi="Cambria Math" w:cs="Arial"/>
                       <w:i/>
+                      <w:color w:val="0070C0"/>
                     </w:rPr>
                   </m:ctrlPr>
                 </m:fPr>
@@ -1055,6 +1104,7 @@
                   <m:r>
                     <w:rPr>
                       <w:rFonts w:ascii="Cambria Math" w:eastAsiaTheme="minorEastAsia" w:hAnsi="Cambria Math" w:cs="Arial"/>
+                      <w:color w:val="0070C0"/>
                     </w:rPr>
                     <m:t>7</m:t>
                   </m:r>
@@ -1063,6 +1113,7 @@
                   <m:r>
                     <w:rPr>
                       <w:rFonts w:ascii="Cambria Math" w:eastAsiaTheme="minorEastAsia" w:hAnsi="Cambria Math" w:cs="Arial"/>
+                      <w:color w:val="0070C0"/>
                     </w:rPr>
                     <m:t>10</m:t>
                   </m:r>
@@ -1071,6 +1122,7 @@
               <m:r>
                 <w:rPr>
                   <w:rFonts w:ascii="Cambria Math" w:eastAsiaTheme="minorEastAsia" w:hAnsi="Cambria Math" w:cs="Arial"/>
+                  <w:color w:val="0070C0"/>
                 </w:rPr>
                 <m:t>+</m:t>
               </m:r>
@@ -1080,6 +1132,7 @@
                     <w:rPr>
                       <w:rFonts w:ascii="Cambria Math" w:eastAsiaTheme="minorEastAsia" w:hAnsi="Cambria Math" w:cs="Arial"/>
                       <w:i/>
+                      <w:color w:val="0070C0"/>
                     </w:rPr>
                   </m:ctrlPr>
                 </m:fPr>
@@ -1087,6 +1140,7 @@
                   <m:r>
                     <w:rPr>
                       <w:rFonts w:ascii="Cambria Math" w:eastAsiaTheme="minorEastAsia" w:hAnsi="Cambria Math" w:cs="Arial"/>
+                      <w:color w:val="0070C0"/>
                     </w:rPr>
                     <m:t>5</m:t>
                   </m:r>
@@ -1095,6 +1149,7 @@
                   <m:r>
                     <w:rPr>
                       <w:rFonts w:ascii="Cambria Math" w:eastAsiaTheme="minorEastAsia" w:hAnsi="Cambria Math" w:cs="Arial"/>
+                      <w:color w:val="0070C0"/>
                     </w:rPr>
                     <m:t>100</m:t>
                   </m:r>
@@ -1103,6 +1158,7 @@
               <m:r>
                 <w:rPr>
                   <w:rFonts w:ascii="Cambria Math" w:eastAsiaTheme="minorEastAsia" w:hAnsi="Cambria Math" w:cs="Arial"/>
+                  <w:color w:val="0070C0"/>
                 </w:rPr>
                 <m:t>=2,75</m:t>
               </m:r>
@@ -1116,12 +1172,14 @@
         <w:rPr>
           <w:rStyle w:val="markedcontent"/>
           <w:rFonts w:eastAsiaTheme="minorEastAsia" w:cs="Arial"/>
+          <w:color w:val="0070C0"/>
         </w:rPr>
       </w:pPr>
       <w:r>
         <w:rPr>
           <w:rFonts w:eastAsiaTheme="minorEastAsia" w:cs="Arial"/>
           <w:b/>
+          <w:color w:val="0070C0"/>
         </w:rPr>
         <w:t xml:space="preserve">Définition. </w:t>
       </w:r>
@@ -1129,6 +1187,7 @@
         <w:rPr>
           <w:rStyle w:val="markedcontent"/>
           <w:rFonts w:cs="Arial"/>
+          <w:color w:val="0070C0"/>
         </w:rPr>
         <w:t>Quand on coupe une unité en 1</w:t>
       </w:r>
@@ -1136,6 +1195,7 @@
         <w:rPr>
           <w:rStyle w:val="markedcontent"/>
           <w:rFonts w:cs="Arial"/>
+          <w:color w:val="0070C0"/>
         </w:rPr>
         <w:t xml:space="preserve"> </w:t>
       </w:r>
@@ -1143,34 +1203,15 @@
         <w:rPr>
           <w:rStyle w:val="markedcontent"/>
           <w:rFonts w:cs="Arial"/>
-        </w:rPr>
-        <w:t>0</w:t>
-      </w:r>
-      <w:r>
-        <w:rPr>
-          <w:rStyle w:val="markedcontent"/>
-          <w:rFonts w:cs="Arial"/>
-        </w:rPr>
-        <w:t>00 parties égales, on obtient des</w:t>
-      </w:r>
-      <w:r>
-        <w:rPr>
-          <w:rStyle w:val="markedcontent"/>
-          <w:rFonts w:cs="Arial"/>
-        </w:rPr>
-        <w:t xml:space="preserve"> millièmes</w:t>
-      </w:r>
-      <w:r>
-        <w:rPr>
-          <w:rStyle w:val="markedcontent"/>
-          <w:rFonts w:cs="Arial"/>
-        </w:rPr>
-        <w:t xml:space="preserve">. </w:t>
-      </w:r>
-      <w:r>
-        <w:rPr>
-          <w:rStyle w:val="markedcontent"/>
-          <w:rFonts w:cs="Arial"/>
+          <w:color w:val="0070C0"/>
+        </w:rPr>
+        <w:t xml:space="preserve">000 parties égales, on obtient des millièmes. </w:t>
+      </w:r>
+      <w:r>
+        <w:rPr>
+          <w:rStyle w:val="markedcontent"/>
+          <w:rFonts w:cs="Arial"/>
+          <w:color w:val="0070C0"/>
         </w:rPr>
         <w:br/>
       </w:r>
@@ -1179,21 +1220,15 @@
           <w:rStyle w:val="markedcontent"/>
           <w:rFonts w:cs="Arial"/>
           <w:b/>
-        </w:rPr>
-        <w:t xml:space="preserve">Un </w:t>
-      </w:r>
-      <w:r>
-        <w:rPr>
-          <w:rStyle w:val="markedcontent"/>
-          <w:rFonts w:cs="Arial"/>
-          <w:b/>
-        </w:rPr>
-        <w:t xml:space="preserve">millième </w:t>
-      </w:r>
-      <w:r>
-        <w:rPr>
-          <w:rStyle w:val="markedcontent"/>
-          <w:rFonts w:cs="Arial"/>
+          <w:color w:val="0070C0"/>
+        </w:rPr>
+        <w:t xml:space="preserve">Un millième </w:t>
+      </w:r>
+      <w:r>
+        <w:rPr>
+          <w:rStyle w:val="markedcontent"/>
+          <w:rFonts w:cs="Arial"/>
+          <w:color w:val="0070C0"/>
         </w:rPr>
         <w:t xml:space="preserve">se note </w:t>
       </w:r>
@@ -1205,6 +1240,7 @@
                 <w:rStyle w:val="markedcontent"/>
                 <w:rFonts w:ascii="Cambria Math" w:hAnsi="Cambria Math" w:cs="Arial"/>
                 <w:i/>
+                <w:color w:val="0070C0"/>
               </w:rPr>
             </m:ctrlPr>
           </m:fPr>
@@ -1213,6 +1249,7 @@
               <w:rPr>
                 <w:rStyle w:val="markedcontent"/>
                 <w:rFonts w:ascii="Cambria Math" w:hAnsi="Cambria Math" w:cs="Arial"/>
+                <w:color w:val="0070C0"/>
               </w:rPr>
               <m:t>1</m:t>
             </m:r>
@@ -1222,36 +1259,9 @@
               <w:rPr>
                 <w:rStyle w:val="markedcontent"/>
                 <w:rFonts w:ascii="Cambria Math" w:hAnsi="Cambria Math" w:cs="Arial"/>
-              </w:rPr>
-              <m:t>1</m:t>
-            </m:r>
-            <m:r>
-              <w:rPr>
-                <w:rStyle w:val="markedcontent"/>
-                <w:rFonts w:ascii="Cambria Math" w:hAnsi="Cambria Math" w:cs="Arial"/>
-              </w:rPr>
-              <m:t xml:space="preserve"> </m:t>
-            </m:r>
-            <m:r>
-              <w:rPr>
-                <w:rStyle w:val="markedcontent"/>
-                <w:rFonts w:ascii="Cambria Math" w:hAnsi="Cambria Math" w:cs="Arial"/>
-              </w:rPr>
-              <m:t>0</m:t>
-            </m:r>
-            <m:r>
-              <w:rPr>
-                <w:rStyle w:val="markedcontent"/>
-                <w:rFonts w:ascii="Cambria Math" w:hAnsi="Cambria Math" w:cs="Arial"/>
-              </w:rPr>
-              <m:t>0</m:t>
-            </m:r>
-            <m:r>
-              <w:rPr>
-                <w:rStyle w:val="markedcontent"/>
-                <w:rFonts w:ascii="Cambria Math" w:hAnsi="Cambria Math" w:cs="Arial"/>
-              </w:rPr>
-              <m:t>0</m:t>
+                <w:color w:val="0070C0"/>
+              </w:rPr>
+              <m:t>1 000</m:t>
             </m:r>
           </m:den>
         </m:f>
@@ -1260,6 +1270,7 @@
         <w:rPr>
           <w:rStyle w:val="markedcontent"/>
           <w:rFonts w:cs="Arial"/>
+          <w:color w:val="0070C0"/>
         </w:rPr>
         <w:t>. Dans l’unité, il y a 1</w:t>
       </w:r>
@@ -1267,6 +1278,7 @@
         <w:rPr>
           <w:rStyle w:val="markedcontent"/>
           <w:rFonts w:cs="Arial"/>
+          <w:color w:val="0070C0"/>
         </w:rPr>
         <w:t xml:space="preserve"> </w:t>
       </w:r>
@@ -1274,6 +1286,7 @@
         <w:rPr>
           <w:rStyle w:val="markedcontent"/>
           <w:rFonts w:cs="Arial"/>
+          <w:color w:val="0070C0"/>
         </w:rPr>
         <w:t>0</w:t>
       </w:r>
@@ -1281,6 +1294,7 @@
         <w:rPr>
           <w:rStyle w:val="markedcontent"/>
           <w:rFonts w:cs="Arial"/>
+          <w:color w:val="0070C0"/>
         </w:rPr>
         <w:t xml:space="preserve">00 </w:t>
       </w:r>
@@ -1288,6 +1302,7 @@
         <w:rPr>
           <w:rStyle w:val="markedcontent"/>
           <w:rFonts w:cs="Arial"/>
+          <w:color w:val="0070C0"/>
         </w:rPr>
         <w:t>mill</w:t>
       </w:r>
@@ -1295,6 +1310,7 @@
         <w:rPr>
           <w:rStyle w:val="markedcontent"/>
           <w:rFonts w:cs="Arial"/>
+          <w:color w:val="0070C0"/>
         </w:rPr>
         <w:t xml:space="preserve">ièmes donc : </w:t>
       </w:r>
@@ -1303,6 +1319,7 @@
           <w:rPr>
             <w:rStyle w:val="markedcontent"/>
             <w:rFonts w:ascii="Cambria Math" w:hAnsi="Cambria Math" w:cs="Arial"/>
+            <w:color w:val="0070C0"/>
           </w:rPr>
           <m:t>1=</m:t>
         </m:r>
@@ -1313,6 +1330,7 @@
                 <w:rStyle w:val="markedcontent"/>
                 <w:rFonts w:ascii="Cambria Math" w:hAnsi="Cambria Math" w:cs="Arial"/>
                 <w:i/>
+                <w:color w:val="0070C0"/>
               </w:rPr>
             </m:ctrlPr>
           </m:fPr>
@@ -1321,29 +1339,9 @@
               <w:rPr>
                 <w:rStyle w:val="markedcontent"/>
                 <w:rFonts w:ascii="Cambria Math" w:hAnsi="Cambria Math" w:cs="Arial"/>
-              </w:rPr>
-              <m:t>1</m:t>
-            </m:r>
-            <m:r>
-              <w:rPr>
-                <w:rStyle w:val="markedcontent"/>
-                <w:rFonts w:ascii="Cambria Math" w:hAnsi="Cambria Math" w:cs="Arial"/>
-              </w:rPr>
-              <m:t xml:space="preserve"> </m:t>
-            </m:r>
-            <m:r>
-              <w:rPr>
-                <w:rStyle w:val="markedcontent"/>
-                <w:rFonts w:ascii="Cambria Math" w:hAnsi="Cambria Math" w:cs="Arial"/>
-              </w:rPr>
-              <m:t>00</m:t>
-            </m:r>
-            <m:r>
-              <w:rPr>
-                <w:rStyle w:val="markedcontent"/>
-                <w:rFonts w:ascii="Cambria Math" w:hAnsi="Cambria Math" w:cs="Arial"/>
-              </w:rPr>
-              <m:t>0</m:t>
+                <w:color w:val="0070C0"/>
+              </w:rPr>
+              <m:t>1 000</m:t>
             </m:r>
           </m:num>
           <m:den>
@@ -1351,29 +1349,9 @@
               <w:rPr>
                 <w:rStyle w:val="markedcontent"/>
                 <w:rFonts w:ascii="Cambria Math" w:hAnsi="Cambria Math" w:cs="Arial"/>
-              </w:rPr>
-              <m:t>1</m:t>
-            </m:r>
-            <m:r>
-              <w:rPr>
-                <w:rStyle w:val="markedcontent"/>
-                <w:rFonts w:ascii="Cambria Math" w:hAnsi="Cambria Math" w:cs="Arial"/>
-              </w:rPr>
-              <m:t xml:space="preserve"> </m:t>
-            </m:r>
-            <m:r>
-              <w:rPr>
-                <w:rStyle w:val="markedcontent"/>
-                <w:rFonts w:ascii="Cambria Math" w:hAnsi="Cambria Math" w:cs="Arial"/>
-              </w:rPr>
-              <m:t>00</m:t>
-            </m:r>
-            <m:r>
-              <w:rPr>
-                <w:rStyle w:val="markedcontent"/>
-                <w:rFonts w:ascii="Cambria Math" w:hAnsi="Cambria Math" w:cs="Arial"/>
-              </w:rPr>
-              <m:t>0</m:t>
+                <w:color w:val="0070C0"/>
+              </w:rPr>
+              <m:t>1 000</m:t>
             </m:r>
           </m:den>
         </m:f>
@@ -1382,6 +1360,7 @@
         <w:rPr>
           <w:rStyle w:val="markedcontent"/>
           <w:rFonts w:cs="Arial"/>
+          <w:color w:val="0070C0"/>
         </w:rPr>
         <w:t xml:space="preserve">.  </w:t>
       </w:r>
@@ -1389,6 +1368,7 @@
         <w:rPr>
           <w:rStyle w:val="markedcontent"/>
           <w:rFonts w:cs="Arial"/>
+          <w:color w:val="0070C0"/>
         </w:rPr>
         <w:br/>
       </w:r>
@@ -1397,6 +1377,7 @@
           <w:rStyle w:val="markedcontent"/>
           <w:rFonts w:cs="Arial"/>
           <w:b/>
+          <w:color w:val="0070C0"/>
         </w:rPr>
         <w:t>Exemple</w:t>
       </w:r>
@@ -1404,6 +1385,7 @@
         <w:rPr>
           <w:rStyle w:val="markedcontent"/>
           <w:rFonts w:cs="Arial"/>
+          <w:color w:val="0070C0"/>
         </w:rPr>
         <w:t xml:space="preserve">. </w:t>
       </w:r>
@@ -1415,6 +1397,7 @@
                 <w:rStyle w:val="markedcontent"/>
                 <w:rFonts w:ascii="Cambria Math" w:hAnsi="Cambria Math" w:cs="Arial"/>
                 <w:i/>
+                <w:color w:val="0070C0"/>
               </w:rPr>
             </m:ctrlPr>
           </m:fPr>
@@ -1423,6 +1406,7 @@
               <w:rPr>
                 <w:rStyle w:val="markedcontent"/>
                 <w:rFonts w:ascii="Cambria Math" w:hAnsi="Cambria Math" w:cs="Arial"/>
+                <w:color w:val="0070C0"/>
               </w:rPr>
               <m:t>14 531</m:t>
             </m:r>
@@ -1432,6 +1416,7 @@
               <w:rPr>
                 <w:rStyle w:val="markedcontent"/>
                 <w:rFonts w:ascii="Cambria Math" w:hAnsi="Cambria Math" w:cs="Arial"/>
+                <w:color w:val="0070C0"/>
               </w:rPr>
               <m:t>1 000</m:t>
             </m:r>
@@ -1441,6 +1426,7 @@
           <w:rPr>
             <w:rStyle w:val="markedcontent"/>
             <w:rFonts w:ascii="Cambria Math" w:eastAsiaTheme="minorEastAsia" w:hAnsi="Cambria Math" w:cs="Arial"/>
+            <w:color w:val="0070C0"/>
           </w:rPr>
           <m:t>=14+</m:t>
         </m:r>
@@ -1451,6 +1437,7 @@
                 <w:rStyle w:val="markedcontent"/>
                 <w:rFonts w:ascii="Cambria Math" w:eastAsiaTheme="minorEastAsia" w:hAnsi="Cambria Math" w:cs="Arial"/>
                 <w:i/>
+                <w:color w:val="0070C0"/>
               </w:rPr>
             </m:ctrlPr>
           </m:fPr>
@@ -1459,6 +1446,7 @@
               <w:rPr>
                 <w:rStyle w:val="markedcontent"/>
                 <w:rFonts w:ascii="Cambria Math" w:eastAsiaTheme="minorEastAsia" w:hAnsi="Cambria Math" w:cs="Arial"/>
+                <w:color w:val="0070C0"/>
               </w:rPr>
               <m:t>531</m:t>
             </m:r>
@@ -1468,6 +1456,7 @@
               <w:rPr>
                 <w:rStyle w:val="markedcontent"/>
                 <w:rFonts w:ascii="Cambria Math" w:eastAsiaTheme="minorEastAsia" w:hAnsi="Cambria Math" w:cs="Arial"/>
+                <w:color w:val="0070C0"/>
               </w:rPr>
               <m:t>1 000</m:t>
             </m:r>
@@ -1477,6 +1466,7 @@
           <w:rPr>
             <w:rStyle w:val="markedcontent"/>
             <w:rFonts w:ascii="Cambria Math" w:eastAsiaTheme="minorEastAsia" w:hAnsi="Cambria Math" w:cs="Arial"/>
+            <w:color w:val="0070C0"/>
           </w:rPr>
           <m:t>=14+</m:t>
         </m:r>
@@ -1487,6 +1477,7 @@
                 <w:rStyle w:val="markedcontent"/>
                 <w:rFonts w:ascii="Cambria Math" w:eastAsiaTheme="minorEastAsia" w:hAnsi="Cambria Math" w:cs="Arial"/>
                 <w:i/>
+                <w:color w:val="0070C0"/>
               </w:rPr>
             </m:ctrlPr>
           </m:fPr>
@@ -1495,6 +1486,7 @@
               <w:rPr>
                 <w:rStyle w:val="markedcontent"/>
                 <w:rFonts w:ascii="Cambria Math" w:eastAsiaTheme="minorEastAsia" w:hAnsi="Cambria Math" w:cs="Arial"/>
+                <w:color w:val="0070C0"/>
               </w:rPr>
               <m:t>5</m:t>
             </m:r>
@@ -1504,6 +1496,7 @@
               <w:rPr>
                 <w:rStyle w:val="markedcontent"/>
                 <w:rFonts w:ascii="Cambria Math" w:eastAsiaTheme="minorEastAsia" w:hAnsi="Cambria Math" w:cs="Arial"/>
+                <w:color w:val="0070C0"/>
               </w:rPr>
               <m:t>10</m:t>
             </m:r>
@@ -1513,6 +1506,7 @@
           <w:rPr>
             <w:rStyle w:val="markedcontent"/>
             <w:rFonts w:ascii="Cambria Math" w:eastAsiaTheme="minorEastAsia" w:hAnsi="Cambria Math" w:cs="Arial"/>
+            <w:color w:val="0070C0"/>
           </w:rPr>
           <m:t>+</m:t>
         </m:r>
@@ -1523,6 +1517,7 @@
                 <w:rStyle w:val="markedcontent"/>
                 <w:rFonts w:ascii="Cambria Math" w:eastAsiaTheme="minorEastAsia" w:hAnsi="Cambria Math" w:cs="Arial"/>
                 <w:i/>
+                <w:color w:val="0070C0"/>
               </w:rPr>
             </m:ctrlPr>
           </m:fPr>
@@ -1531,6 +1526,7 @@
               <w:rPr>
                 <w:rStyle w:val="markedcontent"/>
                 <w:rFonts w:ascii="Cambria Math" w:eastAsiaTheme="minorEastAsia" w:hAnsi="Cambria Math" w:cs="Arial"/>
+                <w:color w:val="0070C0"/>
               </w:rPr>
               <m:t>3</m:t>
             </m:r>
@@ -1540,6 +1536,7 @@
               <w:rPr>
                 <w:rStyle w:val="markedcontent"/>
                 <w:rFonts w:ascii="Cambria Math" w:eastAsiaTheme="minorEastAsia" w:hAnsi="Cambria Math" w:cs="Arial"/>
+                <w:color w:val="0070C0"/>
               </w:rPr>
               <m:t>100</m:t>
             </m:r>
@@ -1549,6 +1546,7 @@
           <w:rPr>
             <w:rStyle w:val="markedcontent"/>
             <w:rFonts w:ascii="Cambria Math" w:eastAsiaTheme="minorEastAsia" w:hAnsi="Cambria Math" w:cs="Arial"/>
+            <w:color w:val="0070C0"/>
           </w:rPr>
           <m:t>+</m:t>
         </m:r>
@@ -1559,6 +1557,7 @@
                 <w:rStyle w:val="markedcontent"/>
                 <w:rFonts w:ascii="Cambria Math" w:eastAsiaTheme="minorEastAsia" w:hAnsi="Cambria Math" w:cs="Arial"/>
                 <w:i/>
+                <w:color w:val="0070C0"/>
               </w:rPr>
             </m:ctrlPr>
           </m:fPr>
@@ -1567,6 +1566,7 @@
               <w:rPr>
                 <w:rStyle w:val="markedcontent"/>
                 <w:rFonts w:ascii="Cambria Math" w:eastAsiaTheme="minorEastAsia" w:hAnsi="Cambria Math" w:cs="Arial"/>
+                <w:color w:val="0070C0"/>
               </w:rPr>
               <m:t>1</m:t>
             </m:r>
@@ -1576,6 +1576,7 @@
               <w:rPr>
                 <w:rStyle w:val="markedcontent"/>
                 <w:rFonts w:ascii="Cambria Math" w:eastAsiaTheme="minorEastAsia" w:hAnsi="Cambria Math" w:cs="Arial"/>
+                <w:color w:val="0070C0"/>
               </w:rPr>
               <m:t>1 000</m:t>
             </m:r>
@@ -1585,6 +1586,7 @@
           <w:rPr>
             <w:rStyle w:val="markedcontent"/>
             <w:rFonts w:ascii="Cambria Math" w:eastAsiaTheme="minorEastAsia" w:hAnsi="Cambria Math" w:cs="Arial"/>
+            <w:color w:val="0070C0"/>
           </w:rPr>
           <m:t>=14,531</m:t>
         </m:r>
@@ -1593,6 +1595,7 @@
         <w:rPr>
           <w:rStyle w:val="markedcontent"/>
           <w:rFonts w:eastAsiaTheme="minorEastAsia" w:cs="Arial"/>
+          <w:color w:val="0070C0"/>
         </w:rPr>
         <w:t xml:space="preserve"> </w:t>
       </w:r>
@@ -1602,12 +1605,14 @@
         <w:rPr>
           <w:rStyle w:val="markedcontent"/>
           <w:rFonts w:cs="Arial"/>
+          <w:color w:val="008000"/>
         </w:rPr>
       </w:pPr>
       <w:r>
         <w:rPr>
           <w:rFonts w:eastAsiaTheme="minorEastAsia" w:cs="Arial"/>
           <w:b/>
+          <w:color w:val="008000"/>
         </w:rPr>
         <w:t>Définition</w:t>
       </w:r>
@@ -1615,12 +1620,14 @@
         <w:rPr>
           <w:rFonts w:eastAsiaTheme="minorEastAsia" w:cs="Arial"/>
           <w:b/>
+          <w:color w:val="008000"/>
         </w:rPr>
         <w:t>s</w:t>
       </w:r>
       <w:r>
         <w:rPr>
           <w:rFonts w:eastAsiaTheme="minorEastAsia" w:cs="Arial"/>
+          <w:color w:val="008000"/>
         </w:rPr>
         <w:t xml:space="preserve">. </w:t>
       </w:r>
@@ -1628,16 +1635,21 @@
         <w:rPr>
           <w:rStyle w:val="markedcontent"/>
           <w:rFonts w:cs="Arial"/>
+          <w:color w:val="008000"/>
         </w:rPr>
         <w:t>Un nombre pouvant s'écrire sous la forme d'une fraction décimale (dont le numérateur est un</w:t>
       </w:r>
       <w:r>
+        <w:rPr>
+          <w:color w:val="008000"/>
+        </w:rPr>
         <w:br/>
       </w:r>
       <w:r>
         <w:rPr>
           <w:rStyle w:val="markedcontent"/>
           <w:rFonts w:cs="Arial"/>
+          <w:color w:val="008000"/>
         </w:rPr>
         <w:t xml:space="preserve">nombre entier et le dénominateur est 1, 10, 100, 1 000...) est un </w:t>
       </w:r>
@@ -1646,6 +1658,7 @@
           <w:rStyle w:val="markedcontent"/>
           <w:rFonts w:cs="Arial"/>
           <w:b/>
+          <w:color w:val="008000"/>
         </w:rPr>
         <w:t>nombre décimal</w:t>
       </w:r>
@@ -1653,85 +1666,993 @@
         <w:rPr>
           <w:rStyle w:val="markedcontent"/>
           <w:rFonts w:cs="Arial"/>
+          <w:color w:val="008000"/>
+        </w:rPr>
+        <w:t xml:space="preserve">. Il peut aussi se noter en utilisant une virgule, c'est son </w:t>
+      </w:r>
+      <w:r>
+        <w:rPr>
+          <w:rStyle w:val="markedcontent"/>
+          <w:rFonts w:cs="Arial"/>
+          <w:b/>
+          <w:color w:val="008000"/>
+        </w:rPr>
+        <w:t>écriture décimale</w:t>
+      </w:r>
+      <w:r>
+        <w:rPr>
+          <w:rStyle w:val="markedcontent"/>
+          <w:rFonts w:cs="Arial"/>
+          <w:color w:val="008000"/>
+        </w:rPr>
+        <w:t xml:space="preserve"> qui est composée d'une</w:t>
+      </w:r>
+      <w:r>
+        <w:rPr>
+          <w:rStyle w:val="markedcontent"/>
+          <w:rFonts w:cs="Arial"/>
+          <w:color w:val="008000"/>
+        </w:rPr>
+        <w:t xml:space="preserve"> </w:t>
+      </w:r>
+      <w:r>
+        <w:rPr>
+          <w:rStyle w:val="markedcontent"/>
+          <w:rFonts w:cs="Arial"/>
+          <w:b/>
+          <w:color w:val="008000"/>
+        </w:rPr>
+        <w:t>partie entière</w:t>
+      </w:r>
+      <w:r>
+        <w:rPr>
+          <w:rStyle w:val="markedcontent"/>
+          <w:rFonts w:cs="Arial"/>
+          <w:color w:val="008000"/>
+        </w:rPr>
+        <w:t xml:space="preserve"> et d'une </w:t>
+      </w:r>
+      <w:r>
+        <w:rPr>
+          <w:rStyle w:val="markedcontent"/>
+          <w:rFonts w:cs="Arial"/>
+          <w:b/>
+          <w:color w:val="008000"/>
+        </w:rPr>
+        <w:t>partie décimale</w:t>
+      </w:r>
+      <w:r>
+        <w:rPr>
+          <w:rStyle w:val="markedcontent"/>
+          <w:rFonts w:cs="Arial"/>
+          <w:color w:val="008000"/>
+        </w:rPr>
+        <w:t xml:space="preserve">. </w:t>
+      </w:r>
+      <w:r>
+        <w:rPr>
+          <w:rStyle w:val="markedcontent"/>
+          <w:rFonts w:cs="Arial"/>
+          <w:color w:val="008000"/>
+        </w:rPr>
+        <w:br/>
+      </w:r>
+      <w:r>
+        <w:rPr>
+          <w:rFonts w:cs="Arial"/>
+          <w:b/>
+          <w:color w:val="008000"/>
+        </w:rPr>
+        <w:t>Exemple</w:t>
+      </w:r>
+      <w:r>
+        <w:rPr>
+          <w:rFonts w:cs="Arial"/>
+          <w:color w:val="008000"/>
+        </w:rPr>
+        <w:t xml:space="preserve">. </w:t>
+      </w:r>
+      <w:r>
+        <w:rPr>
+          <w:rFonts w:cs="Arial"/>
+          <w:color w:val="008000"/>
+        </w:rPr>
+        <w:t xml:space="preserve">Considérons le nombre </w:t>
+      </w:r>
+      <w:r>
+        <w:rPr>
+          <w:rFonts w:cs="Arial"/>
+          <w:color w:val="008000"/>
+        </w:rPr>
+        <w:t>1</w:t>
+      </w:r>
+      <w:r>
+        <w:rPr>
+          <w:rFonts w:cs="Arial"/>
+          <w:color w:val="008000"/>
+        </w:rPr>
+        <w:t> </w:t>
+      </w:r>
+      <w:r>
+        <w:rPr>
+          <w:rFonts w:cs="Arial"/>
+          <w:color w:val="008000"/>
+        </w:rPr>
+        <w:t>345</w:t>
+      </w:r>
+      <w:r>
+        <w:rPr>
+          <w:rFonts w:cs="Arial"/>
+          <w:color w:val="008000"/>
+        </w:rPr>
+        <w:t>,824</w:t>
+      </w:r>
+      <w:r>
+        <w:rPr>
+          <w:rFonts w:cs="Arial"/>
+          <w:color w:val="008000"/>
+        </w:rPr>
+        <w:t xml:space="preserve"> 3</w:t>
+      </w:r>
+      <w:r>
+        <w:rPr>
+          <w:rFonts w:cs="Arial"/>
+          <w:color w:val="008000"/>
+        </w:rPr>
+        <w:t>1</w:t>
+      </w:r>
+      <w:r>
+        <w:rPr>
+          <w:rFonts w:cs="Arial"/>
+          <w:color w:val="008000"/>
+        </w:rPr>
+        <w:t>5</w:t>
+      </w:r>
+      <w:r>
+        <w:rPr>
+          <w:rFonts w:cs="Arial"/>
+          <w:color w:val="008000"/>
+        </w:rPr>
+        <w:br/>
+      </w:r>
+      <w:r>
+        <w:rPr>
+          <w:rFonts w:cs="Arial"/>
+          <w:color w:val="008000"/>
+        </w:rPr>
+        <w:t>Ce nombre s’écrit : mille-trois-cent-quarante-cinq virgule huit-cent-vingt-quatre</w:t>
+      </w:r>
+      <w:r>
+        <w:rPr>
+          <w:rFonts w:cs="Arial"/>
+          <w:color w:val="008000"/>
+        </w:rPr>
+        <w:t>-mille-trois-cent-quinze</w:t>
+      </w:r>
+      <w:r>
+        <w:rPr>
+          <w:rFonts w:cs="Arial"/>
+          <w:color w:val="008000"/>
+        </w:rPr>
+        <w:br/>
+        <w:t xml:space="preserve">La partie entière est 1 345. La partie décimale est </w:t>
+      </w:r>
+      <w:r>
+        <w:rPr>
+          <w:rFonts w:cs="Arial"/>
+          <w:color w:val="008000"/>
+        </w:rPr>
+        <w:t>0,</w:t>
+      </w:r>
+      <w:r>
+        <w:rPr>
+          <w:rFonts w:cs="Arial"/>
+          <w:color w:val="008000"/>
+        </w:rPr>
+        <w:t>824</w:t>
+      </w:r>
+      <w:r>
+        <w:rPr>
+          <w:rFonts w:cs="Arial"/>
+          <w:color w:val="008000"/>
+        </w:rPr>
+        <w:t xml:space="preserve"> 315</w:t>
+      </w:r>
+      <w:r>
+        <w:rPr>
+          <w:rFonts w:cs="Arial"/>
+          <w:color w:val="008000"/>
         </w:rPr>
         <w:t>.</w:t>
       </w:r>
       <w:r>
         <w:rPr>
-          <w:rStyle w:val="markedcontent"/>
-          <w:rFonts w:cs="Arial"/>
+          <w:rFonts w:cs="Arial"/>
+          <w:color w:val="008000"/>
         </w:rPr>
         <w:t xml:space="preserve"> </w:t>
       </w:r>
       <w:r>
         <w:rPr>
-          <w:rStyle w:val="markedcontent"/>
-          <w:rFonts w:cs="Arial"/>
-        </w:rPr>
-        <w:t xml:space="preserve">Il peut aussi se noter en utilisant une virgule, c'est son </w:t>
-      </w:r>
-      <w:r>
-        <w:rPr>
-          <w:rStyle w:val="markedcontent"/>
+          <w:rFonts w:cs="Arial"/>
+          <w:color w:val="008000"/>
+        </w:rPr>
+        <w:br/>
+      </w:r>
+      <w:r>
+        <w:rPr>
+          <w:rFonts w:cs="Arial"/>
+          <w:color w:val="008000"/>
+        </w:rPr>
+        <w:t xml:space="preserve">Le chiffre des dixièmes est 8. Le chiffre des millièmes est 4. Le </w:t>
+      </w:r>
+      <w:r>
+        <w:rPr>
+          <w:rFonts w:cs="Arial"/>
+          <w:color w:val="008000"/>
+        </w:rPr>
+        <w:t xml:space="preserve">chiffre des </w:t>
+      </w:r>
+      <w:r>
+        <w:rPr>
+          <w:rFonts w:cs="Arial"/>
+          <w:color w:val="008000"/>
+        </w:rPr>
+        <w:t>millionièmes est 5</w:t>
+      </w:r>
+      <w:r>
+        <w:rPr>
+          <w:rFonts w:cs="Arial"/>
+          <w:color w:val="008000"/>
+        </w:rPr>
+        <w:t>.</w:t>
+      </w:r>
+      <w:r>
+        <w:rPr>
+          <w:rFonts w:cs="Arial"/>
+          <w:color w:val="008000"/>
+        </w:rPr>
+        <w:br/>
+      </w:r>
+      <w:r>
+        <w:rPr>
           <w:rFonts w:cs="Arial"/>
           <w:b/>
-        </w:rPr>
-        <w:t>écriture décimale</w:t>
-      </w:r>
-      <w:r>
-        <w:rPr>
-          <w:rStyle w:val="markedcontent"/>
-          <w:rFonts w:cs="Arial"/>
-        </w:rPr>
-        <w:t xml:space="preserve"> qui est composée d'une</w:t>
-      </w:r>
-      <w:r>
-        <w:rPr>
-          <w:rStyle w:val="markedcontent"/>
-          <w:rFonts w:cs="Arial"/>
-        </w:rPr>
-        <w:t xml:space="preserve"> </w:t>
-      </w:r>
-      <w:r>
-        <w:rPr>
-          <w:rStyle w:val="markedcontent"/>
+          <w:color w:val="008000"/>
+        </w:rPr>
+        <w:t>Remarque</w:t>
+      </w:r>
+      <w:r>
+        <w:rPr>
+          <w:rFonts w:cs="Arial"/>
+          <w:color w:val="008000"/>
+        </w:rPr>
+        <w:t>. Un nombre entier est un nombre décimal particulier.</w:t>
+      </w:r>
+      <w:r>
+        <w:rPr>
+          <w:rFonts w:cs="Arial"/>
+          <w:color w:val="008000"/>
+        </w:rPr>
+        <w:br/>
+      </w:r>
+      <w:r>
+        <w:rPr>
           <w:rFonts w:cs="Arial"/>
           <w:b/>
-        </w:rPr>
-        <w:t>partie entière</w:t>
-      </w:r>
-      <w:r>
-        <w:rPr>
-          <w:rStyle w:val="markedcontent"/>
-          <w:rFonts w:cs="Arial"/>
-        </w:rPr>
-        <w:t xml:space="preserve"> et d'une </w:t>
-      </w:r>
-      <w:r>
-        <w:rPr>
-          <w:rStyle w:val="markedcontent"/>
-          <w:rFonts w:cs="Arial"/>
-          <w:b/>
-        </w:rPr>
-        <w:t>partie décimale</w:t>
-      </w:r>
-      <w:r>
-        <w:rPr>
-          <w:rStyle w:val="markedcontent"/>
-          <w:rFonts w:cs="Arial"/>
+          <w:color w:val="008000"/>
+        </w:rPr>
+        <w:t>Exemple</w:t>
+      </w:r>
+      <w:r>
+        <w:rPr>
+          <w:rFonts w:cs="Arial"/>
+          <w:color w:val="008000"/>
         </w:rPr>
         <w:t xml:space="preserve">. </w:t>
       </w:r>
+      <w:r>
+        <w:rPr>
+          <w:rStyle w:val="markedcontent"/>
+          <w:rFonts w:cs="Arial"/>
+          <w:color w:val="008000"/>
+        </w:rPr>
+        <w:t xml:space="preserve">25 peut s'écrire avec une virgule (25,0) ou sous la forme d'une fraction décimale : </w:t>
+      </w:r>
+      <m:oMath>
+        <m:f>
+          <m:fPr>
+            <m:ctrlPr>
+              <w:rPr>
+                <w:rStyle w:val="markedcontent"/>
+                <w:rFonts w:ascii="Cambria Math" w:hAnsi="Cambria Math" w:cs="Arial"/>
+                <w:i/>
+                <w:color w:val="008000"/>
+              </w:rPr>
+            </m:ctrlPr>
+          </m:fPr>
+          <m:num>
+            <m:r>
+              <w:rPr>
+                <w:rStyle w:val="markedcontent"/>
+                <w:rFonts w:ascii="Cambria Math" w:hAnsi="Cambria Math" w:cs="Arial"/>
+                <w:color w:val="008000"/>
+              </w:rPr>
+              <m:t>25</m:t>
+            </m:r>
+          </m:num>
+          <m:den>
+            <m:r>
+              <w:rPr>
+                <w:rStyle w:val="markedcontent"/>
+                <w:rFonts w:ascii="Cambria Math" w:hAnsi="Cambria Math" w:cs="Arial"/>
+                <w:color w:val="008000"/>
+              </w:rPr>
+              <m:t>1</m:t>
+            </m:r>
+          </m:den>
+        </m:f>
+      </m:oMath>
     </w:p>
     <w:p>
       <w:pPr>
         <w:rPr>
-          <w:rFonts w:cs="Arial"/>
+          <w:rStyle w:val="markedcontent"/>
+          <w:rFonts w:eastAsiaTheme="minorEastAsia" w:cs="Arial"/>
+          <w:color w:val="E36C0A" w:themeColor="accent6" w:themeShade="BF"/>
         </w:rPr>
       </w:pPr>
+      <w:r>
+        <w:rPr>
+          <w:noProof/>
+          <w:color w:val="E36C0A" w:themeColor="accent6" w:themeShade="BF"/>
+        </w:rPr>
+        <w:drawing>
+          <wp:anchor distT="0" distB="0" distL="114300" distR="114300" simplePos="0" relativeHeight="251659776" behindDoc="1" locked="0" layoutInCell="1" allowOverlap="1" wp14:anchorId="2C87DCCA" wp14:editId="462485AB">
+            <wp:simplePos x="0" y="0"/>
+            <wp:positionH relativeFrom="column">
+              <wp:posOffset>3929204</wp:posOffset>
+            </wp:positionH>
+            <wp:positionV relativeFrom="paragraph">
+              <wp:posOffset>-189551</wp:posOffset>
+            </wp:positionV>
+            <wp:extent cx="2842260" cy="425450"/>
+            <wp:effectExtent l="0" t="0" r="0" b="0"/>
+            <wp:wrapNone/>
+            <wp:docPr id="2" name="Image 2" descr="Une image contenant antenne&#10;&#10;Description générée automatiquement"/>
+            <wp:cNvGraphicFramePr>
+              <a:graphicFrameLocks xmlns:a="http://schemas.openxmlformats.org/drawingml/2006/main" noChangeAspect="1"/>
+            </wp:cNvGraphicFramePr>
+            <a:graphic xmlns:a="http://schemas.openxmlformats.org/drawingml/2006/main">
+              <a:graphicData uri="http://schemas.openxmlformats.org/drawingml/2006/picture">
+                <pic:pic xmlns:pic="http://schemas.openxmlformats.org/drawingml/2006/picture">
+                  <pic:nvPicPr>
+                    <pic:cNvPr id="2" name="Image 2" descr="Une image contenant antenne&#10;&#10;Description générée automatiquement"/>
+                    <pic:cNvPicPr/>
+                  </pic:nvPicPr>
+                  <pic:blipFill>
+                    <a:blip r:embed="rId13">
+                      <a:extLst>
+                        <a:ext uri="{28A0092B-C50C-407E-A947-70E740481C1C}">
+                          <a14:useLocalDpi xmlns:a14="http://schemas.microsoft.com/office/drawing/2010/main" val="0"/>
+                        </a:ext>
+                      </a:extLst>
+                    </a:blip>
+                    <a:stretch>
+                      <a:fillRect/>
+                    </a:stretch>
+                  </pic:blipFill>
+                  <pic:spPr>
+                    <a:xfrm>
+                      <a:off x="0" y="0"/>
+                      <a:ext cx="2842260" cy="425450"/>
+                    </a:xfrm>
+                    <a:prstGeom prst="rect">
+                      <a:avLst/>
+                    </a:prstGeom>
+                  </pic:spPr>
+                </pic:pic>
+              </a:graphicData>
+            </a:graphic>
+            <wp14:sizeRelH relativeFrom="page">
+              <wp14:pctWidth>0</wp14:pctWidth>
+            </wp14:sizeRelH>
+            <wp14:sizeRelV relativeFrom="page">
+              <wp14:pctHeight>0</wp14:pctHeight>
+            </wp14:sizeRelV>
+          </wp:anchor>
+        </w:drawing>
+      </w:r>
+      <w:r>
+        <w:rPr>
+          <w:rStyle w:val="markedcontent"/>
+          <w:rFonts w:cs="Arial"/>
+          <w:b/>
+          <w:color w:val="E36C0A" w:themeColor="accent6" w:themeShade="BF"/>
+        </w:rPr>
+        <w:t>Question</w:t>
+      </w:r>
+      <w:r>
+        <w:rPr>
+          <w:rStyle w:val="markedcontent"/>
+          <w:rFonts w:cs="Arial"/>
+          <w:color w:val="E36C0A" w:themeColor="accent6" w:themeShade="BF"/>
+        </w:rPr>
+        <w:t xml:space="preserve">. </w:t>
+      </w:r>
+      <w:r>
+        <w:rPr>
+          <w:rStyle w:val="markedcontent"/>
+          <w:rFonts w:cs="Arial"/>
+          <w:color w:val="E36C0A" w:themeColor="accent6" w:themeShade="BF"/>
+        </w:rPr>
+        <w:t>Quelles sont les abscisses des points A et B ?</w:t>
+      </w:r>
+      <w:r>
+        <w:rPr>
+          <w:rStyle w:val="markedcontent"/>
+          <w:rFonts w:cs="Arial"/>
+          <w:color w:val="E36C0A" w:themeColor="accent6" w:themeShade="BF"/>
+        </w:rPr>
+        <w:t xml:space="preserve"> </w:t>
+      </w:r>
+      <w:r>
+        <w:rPr>
+          <w:rStyle w:val="markedcontent"/>
+          <w:rFonts w:cs="Arial"/>
+          <w:color w:val="E36C0A" w:themeColor="accent6" w:themeShade="BF"/>
+        </w:rPr>
+        <w:br/>
+      </w:r>
+      <w:r>
+        <w:rPr>
+          <w:rStyle w:val="markedcontent"/>
+          <w:rFonts w:cs="Arial"/>
+          <w:color w:val="E36C0A" w:themeColor="accent6" w:themeShade="BF"/>
+        </w:rPr>
+        <w:t>• Une unité est divisée en dix parts égales, ce qui signifie qu'elle est partagée en dix dixièmes.</w:t>
+      </w:r>
+      <w:r>
+        <w:rPr>
+          <w:color w:val="E36C0A" w:themeColor="accent6" w:themeShade="BF"/>
+        </w:rPr>
+        <w:br/>
+      </w:r>
+      <w:r>
+        <w:rPr>
+          <w:rStyle w:val="markedcontent"/>
+          <w:rFonts w:cs="Arial"/>
+          <w:color w:val="E36C0A" w:themeColor="accent6" w:themeShade="BF"/>
+        </w:rPr>
+        <w:t xml:space="preserve">• Le point </w:t>
+      </w:r>
+      <m:oMath>
+        <m:r>
+          <w:rPr>
+            <w:rStyle w:val="markedcontent"/>
+            <w:rFonts w:ascii="Cambria Math" w:hAnsi="Cambria Math" w:cs="Arial"/>
+            <w:color w:val="E36C0A" w:themeColor="accent6" w:themeShade="BF"/>
+          </w:rPr>
+          <m:t>A</m:t>
+        </m:r>
+      </m:oMath>
+      <w:r>
+        <w:rPr>
+          <w:rStyle w:val="markedcontent"/>
+          <w:rFonts w:cs="Arial"/>
+          <w:color w:val="E36C0A" w:themeColor="accent6" w:themeShade="BF"/>
+        </w:rPr>
+        <w:t xml:space="preserve"> se trouve 2 dixièmes après 3 donc son abscisse est</w:t>
+      </w:r>
+      <w:r>
+        <w:rPr>
+          <w:rStyle w:val="markedcontent"/>
+          <w:rFonts w:cs="Arial"/>
+          <w:color w:val="E36C0A" w:themeColor="accent6" w:themeShade="BF"/>
+        </w:rPr>
+        <w:t xml:space="preserve"> </w:t>
+      </w:r>
+      <m:oMath>
+        <m:r>
+          <w:rPr>
+            <w:rStyle w:val="markedcontent"/>
+            <w:rFonts w:ascii="Cambria Math" w:hAnsi="Cambria Math" w:cs="Arial"/>
+            <w:color w:val="E36C0A" w:themeColor="accent6" w:themeShade="BF"/>
+          </w:rPr>
+          <m:t>3+</m:t>
+        </m:r>
+        <m:f>
+          <m:fPr>
+            <m:ctrlPr>
+              <w:rPr>
+                <w:rStyle w:val="markedcontent"/>
+                <w:rFonts w:ascii="Cambria Math" w:hAnsi="Cambria Math" w:cs="Arial"/>
+                <w:i/>
+                <w:color w:val="E36C0A" w:themeColor="accent6" w:themeShade="BF"/>
+              </w:rPr>
+            </m:ctrlPr>
+          </m:fPr>
+          <m:num>
+            <m:r>
+              <w:rPr>
+                <w:rStyle w:val="markedcontent"/>
+                <w:rFonts w:ascii="Cambria Math" w:hAnsi="Cambria Math" w:cs="Arial"/>
+                <w:color w:val="E36C0A" w:themeColor="accent6" w:themeShade="BF"/>
+              </w:rPr>
+              <m:t>2</m:t>
+            </m:r>
+          </m:num>
+          <m:den>
+            <m:r>
+              <w:rPr>
+                <w:rStyle w:val="markedcontent"/>
+                <w:rFonts w:ascii="Cambria Math" w:hAnsi="Cambria Math" w:cs="Arial"/>
+                <w:color w:val="E36C0A" w:themeColor="accent6" w:themeShade="BF"/>
+              </w:rPr>
+              <m:t>10</m:t>
+            </m:r>
+          </m:den>
+        </m:f>
+      </m:oMath>
+      <w:r>
+        <w:rPr>
+          <w:rStyle w:val="markedcontent"/>
+          <w:rFonts w:cs="Arial"/>
+          <w:color w:val="E36C0A" w:themeColor="accent6" w:themeShade="BF"/>
+        </w:rPr>
+        <w:t xml:space="preserve"> soit 3,2.</w:t>
+      </w:r>
+      <w:r>
+        <w:rPr>
+          <w:rStyle w:val="markedcontent"/>
+          <w:rFonts w:cs="Arial"/>
+          <w:color w:val="E36C0A" w:themeColor="accent6" w:themeShade="BF"/>
+        </w:rPr>
+        <w:t xml:space="preserve"> On note </w:t>
+      </w:r>
+      <m:oMath>
+        <m:r>
+          <w:rPr>
+            <w:rStyle w:val="markedcontent"/>
+            <w:rFonts w:ascii="Cambria Math" w:hAnsi="Cambria Math" w:cs="Arial"/>
+            <w:color w:val="E36C0A" w:themeColor="accent6" w:themeShade="BF"/>
+          </w:rPr>
+          <m:t>A</m:t>
+        </m:r>
+        <m:d>
+          <m:dPr>
+            <m:ctrlPr>
+              <w:rPr>
+                <w:rStyle w:val="markedcontent"/>
+                <w:rFonts w:ascii="Cambria Math" w:hAnsi="Cambria Math" w:cs="Arial"/>
+                <w:i/>
+                <w:color w:val="E36C0A" w:themeColor="accent6" w:themeShade="BF"/>
+              </w:rPr>
+            </m:ctrlPr>
+          </m:dPr>
+          <m:e>
+            <m:r>
+              <w:rPr>
+                <w:rStyle w:val="markedcontent"/>
+                <w:rFonts w:ascii="Cambria Math" w:hAnsi="Cambria Math" w:cs="Arial"/>
+                <w:color w:val="E36C0A" w:themeColor="accent6" w:themeShade="BF"/>
+              </w:rPr>
+              <m:t>3,2</m:t>
+            </m:r>
+          </m:e>
+        </m:d>
+      </m:oMath>
+      <w:r>
+        <w:rPr>
+          <w:color w:val="E36C0A" w:themeColor="accent6" w:themeShade="BF"/>
+        </w:rPr>
+        <w:br/>
+      </w:r>
+      <w:r>
+        <w:rPr>
+          <w:rStyle w:val="markedcontent"/>
+          <w:rFonts w:cs="Arial"/>
+          <w:color w:val="E36C0A" w:themeColor="accent6" w:themeShade="BF"/>
+        </w:rPr>
+        <w:t xml:space="preserve">• Le point </w:t>
+      </w:r>
+      <m:oMath>
+        <m:r>
+          <w:rPr>
+            <w:rStyle w:val="markedcontent"/>
+            <w:rFonts w:ascii="Cambria Math" w:hAnsi="Cambria Math" w:cs="Arial"/>
+            <w:color w:val="E36C0A" w:themeColor="accent6" w:themeShade="BF"/>
+          </w:rPr>
+          <m:t>B</m:t>
+        </m:r>
+      </m:oMath>
+      <w:r>
+        <w:rPr>
+          <w:rStyle w:val="markedcontent"/>
+          <w:rFonts w:cs="Arial"/>
+          <w:color w:val="E36C0A" w:themeColor="accent6" w:themeShade="BF"/>
+        </w:rPr>
+        <w:t xml:space="preserve"> a pour abscisse </w:t>
+      </w:r>
+      <m:oMath>
+        <m:r>
+          <w:rPr>
+            <w:rStyle w:val="markedcontent"/>
+            <w:rFonts w:ascii="Cambria Math" w:hAnsi="Cambria Math" w:cs="Arial"/>
+            <w:color w:val="E36C0A" w:themeColor="accent6" w:themeShade="BF"/>
+          </w:rPr>
+          <m:t>0+</m:t>
+        </m:r>
+        <m:f>
+          <m:fPr>
+            <m:ctrlPr>
+              <w:rPr>
+                <w:rStyle w:val="markedcontent"/>
+                <w:rFonts w:ascii="Cambria Math" w:hAnsi="Cambria Math" w:cs="Arial"/>
+                <w:i/>
+                <w:color w:val="E36C0A" w:themeColor="accent6" w:themeShade="BF"/>
+              </w:rPr>
+            </m:ctrlPr>
+          </m:fPr>
+          <m:num>
+            <m:r>
+              <w:rPr>
+                <w:rStyle w:val="markedcontent"/>
+                <w:rFonts w:ascii="Cambria Math" w:hAnsi="Cambria Math" w:cs="Arial"/>
+                <w:color w:val="E36C0A" w:themeColor="accent6" w:themeShade="BF"/>
+              </w:rPr>
+              <m:t>3</m:t>
+            </m:r>
+          </m:num>
+          <m:den>
+            <m:r>
+              <w:rPr>
+                <w:rStyle w:val="markedcontent"/>
+                <w:rFonts w:ascii="Cambria Math" w:hAnsi="Cambria Math" w:cs="Arial"/>
+                <w:color w:val="E36C0A" w:themeColor="accent6" w:themeShade="BF"/>
+              </w:rPr>
+              <m:t>10</m:t>
+            </m:r>
+          </m:den>
+        </m:f>
+      </m:oMath>
+      <w:r>
+        <w:rPr>
+          <w:rStyle w:val="markedcontent"/>
+          <w:rFonts w:eastAsiaTheme="minorEastAsia" w:cs="Arial"/>
+          <w:color w:val="E36C0A" w:themeColor="accent6" w:themeShade="BF"/>
+        </w:rPr>
+        <w:t xml:space="preserve"> soit</w:t>
+      </w:r>
+      <w:r>
+        <w:rPr>
+          <w:rStyle w:val="markedcontent"/>
+          <w:rFonts w:eastAsiaTheme="minorEastAsia" w:cs="Arial"/>
+          <w:color w:val="E36C0A" w:themeColor="accent6" w:themeShade="BF"/>
+        </w:rPr>
+        <w:t xml:space="preserve"> 0,3.</w:t>
+      </w:r>
+      <w:r>
+        <w:rPr>
+          <w:rStyle w:val="markedcontent"/>
+          <w:rFonts w:eastAsiaTheme="minorEastAsia" w:cs="Arial"/>
+          <w:color w:val="E36C0A" w:themeColor="accent6" w:themeShade="BF"/>
+        </w:rPr>
+        <w:t xml:space="preserve"> On note </w:t>
+      </w:r>
+      <m:oMath>
+        <m:r>
+          <w:rPr>
+            <w:rStyle w:val="markedcontent"/>
+            <w:rFonts w:ascii="Cambria Math" w:eastAsiaTheme="minorEastAsia" w:hAnsi="Cambria Math" w:cs="Arial"/>
+            <w:color w:val="E36C0A" w:themeColor="accent6" w:themeShade="BF"/>
+          </w:rPr>
+          <m:t>B</m:t>
+        </m:r>
+        <m:d>
+          <m:dPr>
+            <m:ctrlPr>
+              <w:rPr>
+                <w:rStyle w:val="markedcontent"/>
+                <w:rFonts w:ascii="Cambria Math" w:eastAsiaTheme="minorEastAsia" w:hAnsi="Cambria Math" w:cs="Arial"/>
+                <w:i/>
+                <w:color w:val="E36C0A" w:themeColor="accent6" w:themeShade="BF"/>
+              </w:rPr>
+            </m:ctrlPr>
+          </m:dPr>
+          <m:e>
+            <m:r>
+              <w:rPr>
+                <w:rStyle w:val="markedcontent"/>
+                <w:rFonts w:ascii="Cambria Math" w:eastAsiaTheme="minorEastAsia" w:hAnsi="Cambria Math" w:cs="Arial"/>
+                <w:color w:val="E36C0A" w:themeColor="accent6" w:themeShade="BF"/>
+              </w:rPr>
+              <m:t>0,3</m:t>
+            </m:r>
+          </m:e>
+        </m:d>
+      </m:oMath>
+    </w:p>
+    <w:p>
+      <w:pPr>
+        <w:rPr>
+          <w:rStyle w:val="markedcontent"/>
+          <w:rFonts w:cs="Arial"/>
+          <w:color w:val="7030A0"/>
+        </w:rPr>
+      </w:pPr>
+      <w:r>
+        <w:rPr>
+          <w:rStyle w:val="markedcontent"/>
+          <w:rFonts w:cs="Arial"/>
+          <w:b/>
+          <w:color w:val="7030A0"/>
+        </w:rPr>
+        <w:t>Règle</w:t>
+      </w:r>
+      <w:r>
+        <w:rPr>
+          <w:rStyle w:val="markedcontent"/>
+          <w:rFonts w:cs="Arial"/>
+          <w:color w:val="7030A0"/>
+        </w:rPr>
+        <w:t>. Pour comparer deux nombres décimaux écrits sous forme décimale :</w:t>
+      </w:r>
+      <w:r>
+        <w:rPr>
+          <w:color w:val="7030A0"/>
+        </w:rPr>
+        <w:br/>
+      </w:r>
+      <w:r>
+        <w:rPr>
+          <w:rStyle w:val="markedcontent"/>
+          <w:rFonts w:cs="Arial"/>
+          <w:color w:val="7030A0"/>
+        </w:rPr>
+        <w:t>• on compare les parties entières</w:t>
+      </w:r>
+      <w:r>
+        <w:rPr>
+          <w:rStyle w:val="markedcontent"/>
+          <w:rFonts w:cs="Arial"/>
+          <w:color w:val="7030A0"/>
+        </w:rPr>
+        <w:t>.</w:t>
+      </w:r>
+      <w:r>
+        <w:rPr>
+          <w:rStyle w:val="markedcontent"/>
+          <w:rFonts w:cs="Arial"/>
+          <w:color w:val="7030A0"/>
+        </w:rPr>
+        <w:br/>
+      </w:r>
+      <w:r>
+        <w:rPr>
+          <w:rStyle w:val="markedcontent"/>
+          <w:rFonts w:cs="Arial"/>
+          <w:color w:val="7030A0"/>
+        </w:rPr>
+        <w:t>• s</w:t>
+      </w:r>
+      <w:r>
+        <w:rPr>
+          <w:rStyle w:val="markedcontent"/>
+          <w:rFonts w:cs="Arial"/>
+          <w:color w:val="7030A0"/>
+        </w:rPr>
+        <w:t>i les parties entières sont égales alors on compare les chiffres des dixièmes ;</w:t>
+      </w:r>
+      <w:r>
+        <w:rPr>
+          <w:color w:val="7030A0"/>
+        </w:rPr>
+        <w:br/>
+      </w:r>
+      <w:r>
+        <w:rPr>
+          <w:rStyle w:val="markedcontent"/>
+          <w:rFonts w:cs="Arial"/>
+          <w:color w:val="7030A0"/>
+        </w:rPr>
+        <w:t>• si les chiffres des dixièmes sont égaux alors on compare les chiffres des centièmes ;</w:t>
+      </w:r>
+      <w:r>
+        <w:rPr>
+          <w:color w:val="7030A0"/>
+        </w:rPr>
+        <w:br/>
+      </w:r>
+      <w:r>
+        <w:rPr>
+          <w:rStyle w:val="markedcontent"/>
+          <w:rFonts w:cs="Arial"/>
+          <w:color w:val="7030A0"/>
+        </w:rPr>
+        <w:t>• et ainsi de suite jusqu’à ce que les deux nombres aient des chiffres différents</w:t>
+      </w:r>
+      <w:r>
+        <w:rPr>
+          <w:rStyle w:val="markedcontent"/>
+          <w:rFonts w:cs="Arial"/>
+          <w:color w:val="7030A0"/>
+        </w:rPr>
+        <w:t>.</w:t>
+      </w:r>
+      <w:r>
+        <w:rPr>
+          <w:rStyle w:val="markedcontent"/>
+          <w:rFonts w:cs="Arial"/>
+          <w:color w:val="7030A0"/>
+        </w:rPr>
+        <w:br/>
+      </w:r>
+      <w:r>
+        <w:rPr>
+          <w:rStyle w:val="markedcontent"/>
+          <w:rFonts w:cs="Arial"/>
+          <w:b/>
+          <w:color w:val="7030A0"/>
+        </w:rPr>
+        <w:t>Exemple</w:t>
+      </w:r>
+      <w:r>
+        <w:rPr>
+          <w:rStyle w:val="markedcontent"/>
+          <w:rFonts w:cs="Arial"/>
+          <w:color w:val="7030A0"/>
+        </w:rPr>
+        <w:t xml:space="preserve">. </w:t>
+      </w:r>
+      <w:r>
+        <w:rPr>
+          <w:rStyle w:val="markedcontent"/>
+          <w:rFonts w:cs="Arial"/>
+          <w:color w:val="7030A0"/>
+        </w:rPr>
+        <w:t xml:space="preserve"> 81,35 &lt; 82,34 car : 81 &lt; 82.   </w:t>
+      </w:r>
+      <w:r>
+        <w:rPr>
+          <w:rStyle w:val="markedcontent"/>
+          <w:rFonts w:cs="Arial"/>
+          <w:color w:val="7030A0"/>
+        </w:rPr>
+        <w:t xml:space="preserve">   </w:t>
+      </w:r>
+      <w:r>
+        <w:rPr>
+          <w:rStyle w:val="markedcontent"/>
+          <w:rFonts w:cs="Arial"/>
+          <w:b/>
+          <w:color w:val="7030A0"/>
+        </w:rPr>
+        <w:t>Exemple</w:t>
+      </w:r>
+      <w:r>
+        <w:rPr>
+          <w:rStyle w:val="markedcontent"/>
+          <w:rFonts w:cs="Arial"/>
+          <w:color w:val="7030A0"/>
+        </w:rPr>
+        <w:t>.  92,</w:t>
+      </w:r>
+      <w:r>
+        <w:rPr>
+          <w:rStyle w:val="markedcontent"/>
+          <w:rFonts w:cs="Arial"/>
+          <w:color w:val="7030A0"/>
+        </w:rPr>
+        <w:t>488</w:t>
+      </w:r>
+      <w:r>
+        <w:rPr>
+          <w:rStyle w:val="markedcontent"/>
+          <w:rFonts w:cs="Arial"/>
+          <w:color w:val="7030A0"/>
+        </w:rPr>
+        <w:t xml:space="preserve"> &gt; 92,45</w:t>
+      </w:r>
+      <w:r>
+        <w:rPr>
+          <w:rStyle w:val="markedcontent"/>
+          <w:rFonts w:cs="Arial"/>
+          <w:color w:val="7030A0"/>
+        </w:rPr>
+        <w:t>9</w:t>
+      </w:r>
+      <w:r>
+        <w:rPr>
+          <w:rStyle w:val="markedcontent"/>
+          <w:rFonts w:cs="Arial"/>
+          <w:color w:val="7030A0"/>
+        </w:rPr>
+        <w:t xml:space="preserve"> car : 92 = 92</w:t>
+      </w:r>
+      <w:r>
+        <w:rPr>
+          <w:rStyle w:val="markedcontent"/>
+          <w:rFonts w:cs="Arial"/>
+          <w:color w:val="7030A0"/>
+        </w:rPr>
+        <w:t> ; 4 = 4 ; mais 8 &gt; 5.</w:t>
+      </w:r>
+    </w:p>
+    <w:p>
+      <w:pPr>
+        <w:rPr>
+          <w:rStyle w:val="markedcontent"/>
+          <w:rFonts w:cs="Arial"/>
+          <w:color w:val="7030A0"/>
+        </w:rPr>
+      </w:pPr>
+      <w:r>
+        <w:rPr>
+          <w:rStyle w:val="markedcontent"/>
+          <w:rFonts w:cs="Arial"/>
+          <w:b/>
+          <w:color w:val="7030A0"/>
+        </w:rPr>
+        <w:t>Exemple</w:t>
+      </w:r>
+      <w:r>
+        <w:rPr>
+          <w:rStyle w:val="markedcontent"/>
+          <w:rFonts w:cs="Arial"/>
+          <w:color w:val="7030A0"/>
+        </w:rPr>
+        <w:t>.</w:t>
+      </w:r>
+      <w:r>
+        <w:rPr>
+          <w:rFonts w:cs="Arial"/>
+          <w:color w:val="7030A0"/>
+        </w:rPr>
+        <w:t xml:space="preserve"> </w:t>
+      </w:r>
+      <w:r>
+        <w:rPr>
+          <w:rStyle w:val="markedcontent"/>
+          <w:rFonts w:cs="Arial"/>
+          <w:color w:val="7030A0"/>
+        </w:rPr>
+        <w:t>Range les nombres 25,342 ; 253,42 ; 25,243 ; 235,42 ; 25,324 dans l'ordre croissant.</w:t>
+      </w:r>
+      <w:r>
+        <w:rPr>
+          <w:rStyle w:val="markedcontent"/>
+          <w:rFonts w:cs="Arial"/>
+          <w:color w:val="7030A0"/>
+        </w:rPr>
+        <w:br/>
+        <w:t>On repère le plus petit puis le plus petit des nombres qui restent et ainsi de suite jusqu'au dernier.</w:t>
+      </w:r>
+      <w:r>
+        <w:rPr>
+          <w:color w:val="7030A0"/>
+        </w:rPr>
+        <w:br/>
+      </w:r>
+      <w:r>
+        <w:rPr>
+          <w:rStyle w:val="markedcontent"/>
+          <w:rFonts w:cs="Arial"/>
+          <w:color w:val="7030A0"/>
+        </w:rPr>
+        <w:t>On obtient donc : 25,243 &lt; 25,324 &lt; 25,342 &lt; 235,42 &lt; 253,42</w:t>
+      </w:r>
+      <w:r>
+        <w:rPr>
+          <w:rStyle w:val="markedcontent"/>
+          <w:rFonts w:cs="Arial"/>
+          <w:color w:val="7030A0"/>
+        </w:rPr>
+        <w:t>.</w:t>
+      </w:r>
     </w:p>
     <w:sectPr>
-      <w:footerReference w:type="default" r:id="rId13"/>
+      <w:footerReference w:type="default" r:id="rId14"/>
       <w:pgSz w:w="11906" w:h="16838"/>
       <w:pgMar w:top="720" w:right="720" w:bottom="720" w:left="720" w:header="708" w:footer="708" w:gutter="0"/>
       <w:cols w:space="708"/>
